--- a/assets/Zachary_Swart_Resume.docx
+++ b/assets/Zachary_Swart_Resume.docx
@@ -97,15 +97,15 @@
         <w:spacing w:after="0" w:line="0" w:lineRule="atLeast"/>
         <w:rPr>
           <w:rFonts w:ascii="Open Sans" w:hAnsi="Open Sans" w:cs="Open Sans"/>
-          <w:sz w:val="20"/>
-          <w:szCs w:val="20"/>
-        </w:rPr>
-      </w:pPr>
-      <w:r>
-        <w:rPr>
-          <w:rFonts w:ascii="Open Sans" w:hAnsi="Open Sans" w:cs="Open Sans"/>
-          <w:sz w:val="20"/>
-          <w:szCs w:val="20"/>
+          <w:sz w:val="18"/>
+          <w:szCs w:val="18"/>
+        </w:rPr>
+      </w:pPr>
+      <w:r>
+        <w:rPr>
+          <w:rFonts w:ascii="Open Sans" w:hAnsi="Open Sans" w:cs="Open Sans"/>
+          <w:sz w:val="18"/>
+          <w:szCs w:val="18"/>
         </w:rPr>
         <w:t>(909) 225-3730 | zachswart03@gmail.com | linkedin.com/in/zacharyswart | zacharyswart.github.io</w:t>
       </w:r>
@@ -196,24 +196,24 @@
       <w:r>
         <w:rPr>
           <w:rFonts w:ascii="Open Sans" w:hAnsi="Open Sans" w:cs="Open Sans"/>
-          <w:sz w:val="20"/>
-          <w:szCs w:val="20"/>
+          <w:sz w:val="18"/>
+          <w:szCs w:val="18"/>
         </w:rPr>
         <w:t>B</w:t>
       </w:r>
       <w:r>
         <w:rPr>
           <w:rFonts w:ascii="Open Sans" w:hAnsi="Open Sans" w:cs="Open Sans"/>
-          <w:sz w:val="20"/>
-          <w:szCs w:val="20"/>
+          <w:sz w:val="18"/>
+          <w:szCs w:val="18"/>
         </w:rPr>
         <w:t>achelor of Science</w:t>
       </w:r>
       <w:r>
         <w:rPr>
           <w:rFonts w:ascii="Open Sans" w:hAnsi="Open Sans" w:cs="Open Sans"/>
-          <w:sz w:val="20"/>
-          <w:szCs w:val="20"/>
+          <w:sz w:val="18"/>
+          <w:szCs w:val="18"/>
         </w:rPr>
         <w:t xml:space="preserve"> in </w:t>
       </w:r>
@@ -222,8 +222,8 @@
           <w:rFonts w:ascii="Open Sans" w:hAnsi="Open Sans" w:cs="Open Sans"/>
           <w:b/>
           <w:bCs/>
-          <w:sz w:val="20"/>
-          <w:szCs w:val="20"/>
+          <w:sz w:val="18"/>
+          <w:szCs w:val="18"/>
         </w:rPr>
         <w:t>Business Analytics</w:t>
       </w:r>
@@ -797,8 +797,8 @@
           <w:rFonts w:ascii="Open Sans" w:hAnsi="Open Sans" w:cs="Open Sans"/>
           <w:b/>
           <w:bCs/>
-          <w:sz w:val="20"/>
-          <w:szCs w:val="20"/>
+          <w:sz w:val="18"/>
+          <w:szCs w:val="18"/>
         </w:rPr>
         <w:t>Data Science Intern</w:t>
       </w:r>
@@ -1128,8 +1128,8 @@
           <w:rFonts w:ascii="Open Sans" w:hAnsi="Open Sans" w:cs="Open Sans"/>
           <w:b/>
           <w:bCs/>
-          <w:sz w:val="20"/>
-          <w:szCs w:val="20"/>
+          <w:sz w:val="18"/>
+          <w:szCs w:val="18"/>
         </w:rPr>
         <w:t>SQL Teaching Assistant</w:t>
       </w:r>
@@ -1460,8 +1460,8 @@
           <w:rFonts w:ascii="Open Sans" w:hAnsi="Open Sans" w:cs="Open Sans"/>
           <w:b/>
           <w:bCs/>
-          <w:sz w:val="20"/>
-          <w:szCs w:val="20"/>
+          <w:sz w:val="18"/>
+          <w:szCs w:val="18"/>
         </w:rPr>
         <w:t>Success Mentor and Survey Researcher</w:t>
       </w:r>
@@ -1905,23 +1905,7 @@
           <w:sz w:val="18"/>
           <w:szCs w:val="18"/>
         </w:rPr>
-        <w:t>, processed and reorganized movie</w:t>
-      </w:r>
-      <w:r>
-        <w:rPr>
-          <w:rFonts w:ascii="Open Sans" w:hAnsi="Open Sans" w:cs="Open Sans"/>
-          <w:sz w:val="18"/>
-          <w:szCs w:val="18"/>
-        </w:rPr>
-        <w:t xml:space="preserve"> </w:t>
-      </w:r>
-      <w:r>
-        <w:rPr>
-          <w:rFonts w:ascii="Open Sans" w:hAnsi="Open Sans" w:cs="Open Sans"/>
-          <w:sz w:val="18"/>
-          <w:szCs w:val="18"/>
-        </w:rPr>
-        <w:t xml:space="preserve">folders, consolidated subtitles, validated file structures, and generated standardized assets showcasing skills Python scripting, web scraping, </w:t>
+        <w:t xml:space="preserve">, processed and reorganized movie folders, consolidated subtitles, validated file structures, and generated standardized assets showcasing skills Python scripting, web scraping, </w:t>
       </w:r>
       <w:r>
         <w:rPr>
@@ -2044,23 +2028,7 @@
           <w:sz w:val="18"/>
           <w:szCs w:val="18"/>
         </w:rPr>
-        <w:t xml:space="preserve"> analyzing capital expenditure, operating costs (energy consumption), and output metrics (hash rates), successfully guiding the optimization of 3 computing rigs to achieve a</w:t>
-      </w:r>
-      <w:r>
-        <w:rPr>
-          <w:rFonts w:ascii="Open Sans" w:hAnsi="Open Sans" w:cs="Open Sans"/>
-          <w:sz w:val="18"/>
-          <w:szCs w:val="18"/>
-        </w:rPr>
-        <w:t>bout</w:t>
-      </w:r>
-      <w:r>
-        <w:rPr>
-          <w:rFonts w:ascii="Open Sans" w:hAnsi="Open Sans" w:cs="Open Sans"/>
-          <w:sz w:val="18"/>
-          <w:szCs w:val="18"/>
-        </w:rPr>
-        <w:t xml:space="preserve"> </w:t>
+        <w:t xml:space="preserve"> analyzing capital expenditure, operating costs (energy consumption), and output metrics (hash rates), successfully guiding the optimization of 3 computing rigs to achieve about </w:t>
       </w:r>
       <w:r>
         <w:rPr>
@@ -3369,6 +3337,7 @@
   <w:style w:type="character" w:default="1" w:styleId="DefaultParagraphFont">
     <w:name w:val="Default Paragraph Font"/>
     <w:uiPriority w:val="1"/>
+    <w:semiHidden/>
     <w:unhideWhenUsed/>
   </w:style>
   <w:style w:type="table" w:default="1" w:styleId="TableNormal">

--- a/assets/Zachary_Swart_Resume.docx
+++ b/assets/Zachary_Swart_Resume.docx
@@ -238,8 +238,8 @@
       <w:r>
         <w:rPr>
           <w:rFonts w:ascii="Open Sans" w:hAnsi="Open Sans" w:cs="Open Sans"/>
-          <w:sz w:val="18"/>
-          <w:szCs w:val="18"/>
+          <w:sz w:val="16"/>
+          <w:szCs w:val="16"/>
         </w:rPr>
         <w:t>Jan 2024 – Jan 2028</w:t>
       </w:r>
@@ -815,8 +815,8 @@
       <w:r>
         <w:rPr>
           <w:rFonts w:ascii="Open Sans" w:hAnsi="Open Sans" w:cs="Open Sans"/>
-          <w:sz w:val="18"/>
-          <w:szCs w:val="18"/>
+          <w:sz w:val="16"/>
+          <w:szCs w:val="16"/>
         </w:rPr>
         <w:t>Jan 2026 - Present</w:t>
       </w:r>
@@ -1146,8 +1146,8 @@
       <w:r>
         <w:rPr>
           <w:rFonts w:ascii="Open Sans" w:hAnsi="Open Sans" w:cs="Open Sans"/>
-          <w:sz w:val="18"/>
-          <w:szCs w:val="18"/>
+          <w:sz w:val="16"/>
+          <w:szCs w:val="16"/>
         </w:rPr>
         <w:t>Apr 2025 – Dec 2025</w:t>
       </w:r>
@@ -1478,8 +1478,8 @@
       <w:r>
         <w:rPr>
           <w:rFonts w:ascii="Open Sans" w:hAnsi="Open Sans" w:cs="Open Sans"/>
-          <w:sz w:val="18"/>
-          <w:szCs w:val="18"/>
+          <w:sz w:val="16"/>
+          <w:szCs w:val="16"/>
         </w:rPr>
         <w:t>Jan 2025 – Dec 2025</w:t>
       </w:r>

--- a/assets/Zachary_Swart_Resume.docx
+++ b/assets/Zachary_Swart_Resume.docx
@@ -19,76 +19,10 @@
           <w:rFonts w:ascii="Open Sans" w:hAnsi="Open Sans" w:cs="Open Sans"/>
           <w:b/>
           <w:bCs/>
-          <w:noProof/>
           <w:color w:val="215E99" w:themeColor="text2" w:themeTint="BF"/>
           <w:sz w:val="56"/>
           <w:szCs w:val="56"/>
         </w:rPr>
-        <w:drawing>
-          <wp:anchor distT="0" distB="0" distL="114300" distR="114300" simplePos="0" relativeHeight="251658240" behindDoc="0" locked="0" layoutInCell="1" allowOverlap="1" wp14:anchorId="3B472F6C" wp14:editId="50686F29">
-            <wp:simplePos x="0" y="0"/>
-            <wp:positionH relativeFrom="margin">
-              <wp:align>right</wp:align>
-            </wp:positionH>
-            <wp:positionV relativeFrom="paragraph">
-              <wp:posOffset>-1</wp:posOffset>
-            </wp:positionV>
-            <wp:extent cx="674483" cy="674483"/>
-            <wp:effectExtent l="0" t="0" r="0" b="0"/>
-            <wp:wrapNone/>
-            <wp:docPr id="956345074" name="Picture 1"/>
-            <wp:cNvGraphicFramePr>
-              <a:graphicFrameLocks xmlns:a="http://schemas.openxmlformats.org/drawingml/2006/main" noChangeAspect="1"/>
-            </wp:cNvGraphicFramePr>
-            <a:graphic xmlns:a="http://schemas.openxmlformats.org/drawingml/2006/main">
-              <a:graphicData uri="http://schemas.openxmlformats.org/drawingml/2006/picture">
-                <pic:pic xmlns:pic="http://schemas.openxmlformats.org/drawingml/2006/picture">
-                  <pic:nvPicPr>
-                    <pic:cNvPr id="956345074" name="Picture 956345074"/>
-                    <pic:cNvPicPr/>
-                  </pic:nvPicPr>
-                  <pic:blipFill>
-                    <a:blip r:embed="rId5" cstate="print">
-                      <a:extLst>
-                        <a:ext uri="{28A0092B-C50C-407E-A947-70E740481C1C}">
-                          <a14:useLocalDpi xmlns:a14="http://schemas.microsoft.com/office/drawing/2010/main" val="0"/>
-                        </a:ext>
-                      </a:extLst>
-                    </a:blip>
-                    <a:stretch>
-                      <a:fillRect/>
-                    </a:stretch>
-                  </pic:blipFill>
-                  <pic:spPr>
-                    <a:xfrm>
-                      <a:off x="0" y="0"/>
-                      <a:ext cx="674483" cy="674483"/>
-                    </a:xfrm>
-                    <a:prstGeom prst="rect">
-                      <a:avLst/>
-                    </a:prstGeom>
-                  </pic:spPr>
-                </pic:pic>
-              </a:graphicData>
-            </a:graphic>
-            <wp14:sizeRelH relativeFrom="page">
-              <wp14:pctWidth>0</wp14:pctWidth>
-            </wp14:sizeRelH>
-            <wp14:sizeRelV relativeFrom="page">
-              <wp14:pctHeight>0</wp14:pctHeight>
-            </wp14:sizeRelV>
-          </wp:anchor>
-        </w:drawing>
-      </w:r>
-      <w:r>
-        <w:rPr>
-          <w:rFonts w:ascii="Open Sans" w:hAnsi="Open Sans" w:cs="Open Sans"/>
-          <w:b/>
-          <w:bCs/>
-          <w:color w:val="215E99" w:themeColor="text2" w:themeTint="BF"/>
-          <w:sz w:val="56"/>
-          <w:szCs w:val="56"/>
-        </w:rPr>
         <w:t>ZACHARY SWART</w:t>
       </w:r>
     </w:p>
@@ -115,8 +49,8 @@
         <w:spacing w:after="0" w:line="0" w:lineRule="atLeast"/>
         <w:rPr>
           <w:rFonts w:ascii="Open Sans" w:hAnsi="Open Sans" w:cs="Open Sans"/>
-          <w:sz w:val="16"/>
-          <w:szCs w:val="16"/>
+          <w:sz w:val="18"/>
+          <w:szCs w:val="18"/>
         </w:rPr>
       </w:pPr>
     </w:p>
@@ -715,8 +649,8 @@
         <w:spacing w:after="0" w:line="0" w:lineRule="atLeast"/>
         <w:rPr>
           <w:rFonts w:ascii="Open Sans" w:hAnsi="Open Sans" w:cs="Open Sans"/>
-          <w:sz w:val="16"/>
-          <w:szCs w:val="16"/>
+          <w:sz w:val="18"/>
+          <w:szCs w:val="18"/>
         </w:rPr>
       </w:pPr>
     </w:p>
@@ -884,118 +818,64 @@
       <w:r>
         <w:rPr>
           <w:rFonts w:ascii="Open Sans" w:hAnsi="Open Sans" w:cs="Open Sans"/>
-          <w:b/>
-          <w:bCs/>
-          <w:sz w:val="18"/>
-          <w:szCs w:val="18"/>
-        </w:rPr>
-        <w:t>Engineered 10+ detailed Power BI reports</w:t>
-      </w:r>
-      <w:r>
-        <w:rPr>
-          <w:rFonts w:ascii="Open Sans" w:hAnsi="Open Sans" w:cs="Open Sans"/>
-          <w:sz w:val="18"/>
-          <w:szCs w:val="18"/>
-        </w:rPr>
-        <w:t xml:space="preserve"> </w:t>
-      </w:r>
-      <w:r>
-        <w:rPr>
-          <w:rFonts w:ascii="Open Sans" w:hAnsi="Open Sans" w:cs="Open Sans"/>
-          <w:sz w:val="18"/>
-          <w:szCs w:val="18"/>
-        </w:rPr>
-        <w:t>through advanced</w:t>
-      </w:r>
-      <w:r>
-        <w:rPr>
-          <w:rFonts w:ascii="Open Sans" w:hAnsi="Open Sans" w:cs="Open Sans"/>
-          <w:sz w:val="18"/>
-          <w:szCs w:val="18"/>
-        </w:rPr>
-        <w:t xml:space="preserve"> </w:t>
-      </w:r>
-      <w:r>
-        <w:rPr>
-          <w:rFonts w:ascii="Open Sans" w:hAnsi="Open Sans" w:cs="Open Sans"/>
-          <w:b/>
-          <w:bCs/>
-          <w:sz w:val="18"/>
-          <w:szCs w:val="18"/>
-        </w:rPr>
-        <w:t>semantic</w:t>
-      </w:r>
-      <w:r>
-        <w:rPr>
-          <w:rFonts w:ascii="Open Sans" w:hAnsi="Open Sans" w:cs="Open Sans"/>
-          <w:b/>
-          <w:bCs/>
-          <w:sz w:val="18"/>
-          <w:szCs w:val="18"/>
-        </w:rPr>
-        <w:t xml:space="preserve"> model</w:t>
-      </w:r>
-      <w:r>
-        <w:rPr>
-          <w:rFonts w:ascii="Open Sans" w:hAnsi="Open Sans" w:cs="Open Sans"/>
-          <w:b/>
-          <w:bCs/>
-          <w:sz w:val="18"/>
-          <w:szCs w:val="18"/>
-        </w:rPr>
-        <w:t>ing</w:t>
-      </w:r>
-      <w:r>
-        <w:rPr>
-          <w:rFonts w:ascii="Open Sans" w:hAnsi="Open Sans" w:cs="Open Sans"/>
-          <w:sz w:val="18"/>
-          <w:szCs w:val="18"/>
-        </w:rPr>
-        <w:t xml:space="preserve"> and table relationships, creating new </w:t>
-      </w:r>
-      <w:r>
-        <w:rPr>
-          <w:rFonts w:ascii="Open Sans" w:hAnsi="Open Sans" w:cs="Open Sans"/>
-          <w:b/>
-          <w:bCs/>
-          <w:sz w:val="18"/>
-          <w:szCs w:val="18"/>
-        </w:rPr>
-        <w:t>dataflows</w:t>
-      </w:r>
-      <w:r>
-        <w:rPr>
-          <w:rFonts w:ascii="Open Sans" w:hAnsi="Open Sans" w:cs="Open Sans"/>
-          <w:sz w:val="18"/>
-          <w:szCs w:val="18"/>
-        </w:rPr>
-        <w:t xml:space="preserve">, and implementing rigorous </w:t>
-      </w:r>
-      <w:r>
-        <w:rPr>
-          <w:rFonts w:ascii="Open Sans" w:hAnsi="Open Sans" w:cs="Open Sans"/>
-          <w:b/>
-          <w:bCs/>
-          <w:sz w:val="18"/>
-          <w:szCs w:val="18"/>
-        </w:rPr>
-        <w:t>data auditing</w:t>
-      </w:r>
-      <w:r>
-        <w:rPr>
-          <w:rFonts w:ascii="Open Sans" w:hAnsi="Open Sans" w:cs="Open Sans"/>
-          <w:sz w:val="18"/>
-          <w:szCs w:val="18"/>
-        </w:rPr>
-        <w:t xml:space="preserve"> methods</w:t>
-      </w:r>
-      <w:r>
-        <w:rPr>
-          <w:rFonts w:ascii="Open Sans" w:hAnsi="Open Sans" w:cs="Open Sans"/>
-          <w:sz w:val="18"/>
-          <w:szCs w:val="18"/>
-        </w:rPr>
-        <w:t xml:space="preserve"> to ensure high data integrity.</w:t>
+          <w:sz w:val="18"/>
+          <w:szCs w:val="18"/>
+        </w:rPr>
+        <w:t xml:space="preserve">Built </w:t>
+      </w:r>
+      <w:r>
+        <w:rPr>
+          <w:rFonts w:ascii="Open Sans" w:hAnsi="Open Sans" w:cs="Open Sans"/>
+          <w:b/>
+          <w:bCs/>
+          <w:sz w:val="18"/>
+          <w:szCs w:val="18"/>
+        </w:rPr>
+        <w:t>5+ Power BI reports</w:t>
+      </w:r>
+      <w:r>
+        <w:rPr>
+          <w:rFonts w:ascii="Open Sans" w:hAnsi="Open Sans" w:cs="Open Sans"/>
+          <w:sz w:val="18"/>
+          <w:szCs w:val="18"/>
+        </w:rPr>
+        <w:t xml:space="preserve"> using </w:t>
+      </w:r>
+      <w:r>
+        <w:rPr>
+          <w:rFonts w:ascii="Open Sans" w:hAnsi="Open Sans" w:cs="Open Sans"/>
+          <w:b/>
+          <w:bCs/>
+          <w:sz w:val="18"/>
+          <w:szCs w:val="18"/>
+        </w:rPr>
+        <w:t>Power Query (M)</w:t>
+      </w:r>
+      <w:r>
+        <w:rPr>
+          <w:rFonts w:ascii="Open Sans" w:hAnsi="Open Sans" w:cs="Open Sans"/>
+          <w:sz w:val="18"/>
+          <w:szCs w:val="18"/>
+        </w:rPr>
+        <w:t xml:space="preserve">, semantic modeling, and </w:t>
+      </w:r>
+      <w:r>
+        <w:rPr>
+          <w:rFonts w:ascii="Open Sans" w:hAnsi="Open Sans" w:cs="Open Sans"/>
+          <w:b/>
+          <w:bCs/>
+          <w:sz w:val="18"/>
+          <w:szCs w:val="18"/>
+        </w:rPr>
+        <w:t>DAX</w:t>
+      </w:r>
+      <w:r>
+        <w:rPr>
+          <w:rFonts w:ascii="Open Sans" w:hAnsi="Open Sans" w:cs="Open Sans"/>
+          <w:sz w:val="18"/>
+          <w:szCs w:val="18"/>
+        </w:rPr>
+        <w:t xml:space="preserve"> to reveal critical insights into life cycle management, allowing 100+ managers to make informed decisions on property assets, financing, and allocation.</w:t>
       </w:r>
     </w:p>
     <w:p>
@@ -1031,20 +911,72 @@
       <w:r>
         <w:rPr>
           <w:rFonts w:ascii="Open Sans" w:hAnsi="Open Sans" w:cs="Open Sans"/>
-          <w:b/>
-          <w:bCs/>
-          <w:sz w:val="18"/>
-          <w:szCs w:val="18"/>
-        </w:rPr>
-        <w:t>Created 8+ Microsoft Power Automate flows</w:t>
-      </w:r>
-      <w:r>
-        <w:rPr>
-          <w:rFonts w:ascii="Open Sans" w:hAnsi="Open Sans" w:cs="Open Sans"/>
-          <w:sz w:val="18"/>
-          <w:szCs w:val="18"/>
-        </w:rPr>
-        <w:t xml:space="preserve"> to ingest, parse, and transform datasets, saving countless hours by automating repetitive business tasks and dynamic reporting across Teams, Outlook, and SharePoint</w:t>
+          <w:sz w:val="18"/>
+          <w:szCs w:val="18"/>
+        </w:rPr>
+        <w:t xml:space="preserve">Engineered </w:t>
+      </w:r>
+      <w:r>
+        <w:rPr>
+          <w:rFonts w:ascii="Open Sans" w:hAnsi="Open Sans" w:cs="Open Sans"/>
+          <w:b/>
+          <w:bCs/>
+          <w:sz w:val="18"/>
+          <w:szCs w:val="18"/>
+        </w:rPr>
+        <w:t>10+ Power Automate flows</w:t>
+      </w:r>
+      <w:r>
+        <w:rPr>
+          <w:rFonts w:ascii="Open Sans" w:hAnsi="Open Sans" w:cs="Open Sans"/>
+          <w:sz w:val="18"/>
+          <w:szCs w:val="18"/>
+        </w:rPr>
+        <w:t xml:space="preserve"> using </w:t>
+      </w:r>
+      <w:r>
+        <w:rPr>
+          <w:rFonts w:ascii="Open Sans" w:hAnsi="Open Sans" w:cs="Open Sans"/>
+          <w:b/>
+          <w:bCs/>
+          <w:sz w:val="18"/>
+          <w:szCs w:val="18"/>
+        </w:rPr>
+        <w:t>SharePoint</w:t>
+      </w:r>
+      <w:r>
+        <w:rPr>
+          <w:rFonts w:ascii="Open Sans" w:hAnsi="Open Sans" w:cs="Open Sans"/>
+          <w:sz w:val="18"/>
+          <w:szCs w:val="18"/>
+        </w:rPr>
+        <w:t xml:space="preserve">, OneDrive, and </w:t>
+      </w:r>
+      <w:r>
+        <w:rPr>
+          <w:rFonts w:ascii="Open Sans" w:hAnsi="Open Sans" w:cs="Open Sans"/>
+          <w:b/>
+          <w:bCs/>
+          <w:sz w:val="18"/>
+          <w:szCs w:val="18"/>
+        </w:rPr>
+        <w:t>API</w:t>
+      </w:r>
+      <w:r>
+        <w:rPr>
+          <w:rFonts w:ascii="Open Sans" w:hAnsi="Open Sans" w:cs="Open Sans"/>
+          <w:sz w:val="18"/>
+          <w:szCs w:val="18"/>
+        </w:rPr>
+        <w:t xml:space="preserve"> connectors to automate repetitive business processes, reducing manual workload and increasing operational efficiency across multiple department</w:t>
+      </w:r>
+      <w:r>
+        <w:rPr>
+          <w:rFonts w:ascii="Open Sans" w:hAnsi="Open Sans" w:cs="Open Sans"/>
+          <w:sz w:val="18"/>
+          <w:szCs w:val="18"/>
+        </w:rPr>
+        <w:t>s.</w:t>
       </w:r>
     </w:p>
     <w:p>
@@ -1085,15 +1017,33 @@
           <w:sz w:val="18"/>
           <w:szCs w:val="18"/>
         </w:rPr>
-        <w:t>Troubleshot a critical data engineering failure</w:t>
-      </w:r>
-      <w:r>
-        <w:rPr>
-          <w:rFonts w:ascii="Open Sans" w:hAnsi="Open Sans" w:cs="Open Sans"/>
-          <w:sz w:val="18"/>
-          <w:szCs w:val="18"/>
-        </w:rPr>
-        <w:t xml:space="preserve"> in vendor-supplied datasets by identifying a missing foreign key, collaborating with external partners to resolve the issue and facilitate performance reporting for North American teams.</w:t>
+        <w:t>Improved data reliability</w:t>
+      </w:r>
+      <w:r>
+        <w:rPr>
+          <w:rFonts w:ascii="Open Sans" w:hAnsi="Open Sans" w:cs="Open Sans"/>
+          <w:sz w:val="18"/>
+          <w:szCs w:val="18"/>
+        </w:rPr>
+        <w:t xml:space="preserve"> for a new pilot program by partnering with an external API provider to resolve critical foreign key mapping issues, </w:t>
+      </w:r>
+      <w:r>
+        <w:rPr>
+          <w:rFonts w:ascii="Open Sans" w:hAnsi="Open Sans" w:cs="Open Sans"/>
+          <w:b/>
+          <w:bCs/>
+          <w:sz w:val="18"/>
+          <w:szCs w:val="18"/>
+        </w:rPr>
+        <w:t>eliminating flawed DAX workarounds</w:t>
+      </w:r>
+      <w:r>
+        <w:rPr>
+          <w:rFonts w:ascii="Open Sans" w:hAnsi="Open Sans" w:cs="Open Sans"/>
+          <w:sz w:val="18"/>
+          <w:szCs w:val="18"/>
+        </w:rPr>
+        <w:t xml:space="preserve"> and ensuring accurate reporting.</w:t>
       </w:r>
     </w:p>
     <w:p>
@@ -1552,59 +1502,33 @@
           <w:sz w:val="18"/>
           <w:szCs w:val="18"/>
         </w:rPr>
-        <w:t>Increased data validation efficiency by 4x</w:t>
-      </w:r>
-      <w:r>
-        <w:rPr>
-          <w:rFonts w:ascii="Open Sans" w:hAnsi="Open Sans" w:cs="Open Sans"/>
-          <w:sz w:val="18"/>
-          <w:szCs w:val="18"/>
-        </w:rPr>
-        <w:t xml:space="preserve"> (reduced 1 hour to 15 minutes) by utilizing </w:t>
-      </w:r>
-      <w:r>
-        <w:rPr>
-          <w:rFonts w:ascii="Open Sans" w:hAnsi="Open Sans" w:cs="Open Sans"/>
-          <w:b/>
-          <w:bCs/>
-          <w:sz w:val="18"/>
-          <w:szCs w:val="18"/>
-        </w:rPr>
-        <w:t>AI tools in Excel VBA</w:t>
-      </w:r>
-      <w:r>
-        <w:rPr>
-          <w:rFonts w:ascii="Open Sans" w:hAnsi="Open Sans" w:cs="Open Sans"/>
-          <w:sz w:val="18"/>
-          <w:szCs w:val="18"/>
-        </w:rPr>
-        <w:t xml:space="preserve"> </w:t>
-      </w:r>
-      <w:r>
-        <w:rPr>
-          <w:rFonts w:ascii="Open Sans" w:hAnsi="Open Sans" w:cs="Open Sans"/>
-          <w:sz w:val="18"/>
-          <w:szCs w:val="18"/>
-        </w:rPr>
-        <w:t xml:space="preserve">and developing an </w:t>
-      </w:r>
-      <w:r>
-        <w:rPr>
-          <w:rFonts w:ascii="Open Sans" w:hAnsi="Open Sans" w:cs="Open Sans"/>
-          <w:b/>
-          <w:bCs/>
-          <w:sz w:val="18"/>
-          <w:szCs w:val="18"/>
-        </w:rPr>
-        <w:t>analysis report</w:t>
-      </w:r>
-      <w:r>
-        <w:rPr>
-          <w:rFonts w:ascii="Open Sans" w:hAnsi="Open Sans" w:cs="Open Sans"/>
-          <w:sz w:val="18"/>
-          <w:szCs w:val="18"/>
-        </w:rPr>
-        <w:t xml:space="preserve"> which automated error detection and reduced manual entry.</w:t>
+        <w:t>Reduced manual review time in Excel sheets</w:t>
+      </w:r>
+      <w:r>
+        <w:rPr>
+          <w:rFonts w:ascii="Open Sans" w:hAnsi="Open Sans" w:cs="Open Sans"/>
+          <w:sz w:val="18"/>
+          <w:szCs w:val="18"/>
+        </w:rPr>
+        <w:t xml:space="preserve"> by 45 minutes per report by automating error detection with </w:t>
+      </w:r>
+      <w:r>
+        <w:rPr>
+          <w:rFonts w:ascii="Open Sans" w:hAnsi="Open Sans" w:cs="Open Sans"/>
+          <w:b/>
+          <w:bCs/>
+          <w:sz w:val="18"/>
+          <w:szCs w:val="18"/>
+        </w:rPr>
+        <w:t>VBA</w:t>
+      </w:r>
+      <w:r>
+        <w:rPr>
+          <w:rFonts w:ascii="Open Sans" w:hAnsi="Open Sans" w:cs="Open Sans"/>
+          <w:sz w:val="18"/>
+          <w:szCs w:val="18"/>
+        </w:rPr>
+        <w:t>, ensuring 100% identification of discrepancies that were previously prone to human error.</w:t>
       </w:r>
     </w:p>
     <w:p>
@@ -1789,8 +1713,8 @@
         <w:spacing w:after="0" w:line="0" w:lineRule="atLeast"/>
         <w:rPr>
           <w:rFonts w:ascii="Open Sans" w:hAnsi="Open Sans" w:cs="Open Sans"/>
-          <w:sz w:val="16"/>
-          <w:szCs w:val="16"/>
+          <w:sz w:val="18"/>
+          <w:szCs w:val="18"/>
         </w:rPr>
       </w:pPr>
     </w:p>
@@ -2028,7 +1952,55 @@
           <w:sz w:val="18"/>
           <w:szCs w:val="18"/>
         </w:rPr>
-        <w:t xml:space="preserve"> analyzing capital expenditure, operating costs (energy consumption), and output metrics (hash rates), successfully guiding the optimization of 3 computing rigs to achieve about </w:t>
+        <w:t xml:space="preserve"> analyzing capital expenditure, operating costs, and output metrics</w:t>
+      </w:r>
+      <w:r>
+        <w:rPr>
+          <w:rFonts w:ascii="Open Sans" w:hAnsi="Open Sans" w:cs="Open Sans"/>
+          <w:sz w:val="18"/>
+          <w:szCs w:val="18"/>
+        </w:rPr>
+        <w:t xml:space="preserve"> which </w:t>
+      </w:r>
+      <w:r>
+        <w:rPr>
+          <w:rFonts w:ascii="Open Sans" w:hAnsi="Open Sans" w:cs="Open Sans"/>
+          <w:sz w:val="18"/>
+          <w:szCs w:val="18"/>
+        </w:rPr>
+        <w:t>guid</w:t>
+      </w:r>
+      <w:r>
+        <w:rPr>
+          <w:rFonts w:ascii="Open Sans" w:hAnsi="Open Sans" w:cs="Open Sans"/>
+          <w:sz w:val="18"/>
+          <w:szCs w:val="18"/>
+        </w:rPr>
+        <w:t>ed</w:t>
+      </w:r>
+      <w:r>
+        <w:rPr>
+          <w:rFonts w:ascii="Open Sans" w:hAnsi="Open Sans" w:cs="Open Sans"/>
+          <w:sz w:val="18"/>
+          <w:szCs w:val="18"/>
+        </w:rPr>
+        <w:t xml:space="preserve"> the optimization of 3 </w:t>
+      </w:r>
+      <w:r>
+        <w:rPr>
+          <w:rFonts w:ascii="Open Sans" w:hAnsi="Open Sans" w:cs="Open Sans"/>
+          <w:sz w:val="18"/>
+          <w:szCs w:val="18"/>
+        </w:rPr>
+        <w:t>GPU mining</w:t>
+      </w:r>
+      <w:r>
+        <w:rPr>
+          <w:rFonts w:ascii="Open Sans" w:hAnsi="Open Sans" w:cs="Open Sans"/>
+          <w:sz w:val="18"/>
+          <w:szCs w:val="18"/>
+        </w:rPr>
+        <w:t xml:space="preserve"> rigs to achieve about </w:t>
       </w:r>
       <w:r>
         <w:rPr>
@@ -2059,8 +2031,8 @@
           <w:rFonts w:ascii="Open Sans" w:hAnsi="Open Sans" w:cs="Open Sans"/>
           <w:b/>
           <w:bCs/>
-          <w:sz w:val="16"/>
-          <w:szCs w:val="16"/>
+          <w:sz w:val="18"/>
+          <w:szCs w:val="18"/>
         </w:rPr>
       </w:pPr>
     </w:p>
@@ -2119,371 +2091,20 @@
           <w:tab w:val="right" w:pos="10800"/>
         </w:tabs>
         <w:spacing w:after="0" w:line="0" w:lineRule="atLeast"/>
-        <w:rPr>
-          <w:rFonts w:ascii="Open Sans" w:hAnsi="Open Sans" w:cs="Open Sans"/>
-          <w:sz w:val="18"/>
-          <w:szCs w:val="18"/>
-        </w:rPr>
-      </w:pPr>
-      <w:r>
-        <w:rPr>
-          <w:rFonts w:ascii="Open Sans" w:hAnsi="Open Sans" w:cs="Open Sans"/>
-          <w:sz w:val="18"/>
-          <w:szCs w:val="18"/>
-        </w:rPr>
-        <w:t>Power BI</w:t>
-      </w:r>
-      <w:r>
-        <w:rPr>
-          <w:rFonts w:ascii="Open Sans" w:hAnsi="Open Sans" w:cs="Open Sans"/>
-          <w:sz w:val="18"/>
-          <w:szCs w:val="18"/>
-        </w:rPr>
-        <w:t xml:space="preserve"> </w:t>
-      </w:r>
-      <w:r>
-        <w:rPr>
-          <w:rFonts w:ascii="Open Sans" w:hAnsi="Open Sans" w:cs="Open Sans"/>
-          <w:sz w:val="18"/>
-          <w:szCs w:val="18"/>
-        </w:rPr>
-        <w:t xml:space="preserve"> </w:t>
-      </w:r>
-      <w:r>
-        <w:rPr>
-          <w:rFonts w:ascii="Open Sans" w:hAnsi="Open Sans" w:cs="Open Sans"/>
-          <w:sz w:val="18"/>
-          <w:szCs w:val="18"/>
-        </w:rPr>
-        <w:t xml:space="preserve"> </w:t>
-      </w:r>
-      <w:r>
-        <w:rPr>
-          <w:rFonts w:ascii="Open Sans" w:hAnsi="Open Sans" w:cs="Open Sans"/>
-          <w:sz w:val="18"/>
-          <w:szCs w:val="18"/>
-        </w:rPr>
-        <w:t>|</w:t>
-      </w:r>
-      <w:r>
-        <w:rPr>
-          <w:rFonts w:ascii="Open Sans" w:hAnsi="Open Sans" w:cs="Open Sans"/>
-          <w:sz w:val="18"/>
-          <w:szCs w:val="18"/>
-        </w:rPr>
-        <w:t xml:space="preserve"> </w:t>
-      </w:r>
-      <w:r>
-        <w:rPr>
-          <w:rFonts w:ascii="Open Sans" w:hAnsi="Open Sans" w:cs="Open Sans"/>
-          <w:sz w:val="18"/>
-          <w:szCs w:val="18"/>
-        </w:rPr>
-        <w:t xml:space="preserve"> </w:t>
-      </w:r>
-      <w:r>
-        <w:rPr>
-          <w:rFonts w:ascii="Open Sans" w:hAnsi="Open Sans" w:cs="Open Sans"/>
-          <w:sz w:val="18"/>
-          <w:szCs w:val="18"/>
-        </w:rPr>
-        <w:t xml:space="preserve"> </w:t>
-      </w:r>
-      <w:r>
-        <w:rPr>
-          <w:rFonts w:ascii="Open Sans" w:hAnsi="Open Sans" w:cs="Open Sans"/>
-          <w:sz w:val="18"/>
-          <w:szCs w:val="18"/>
-        </w:rPr>
-        <w:t xml:space="preserve">SQL </w:t>
-      </w:r>
-      <w:r>
-        <w:rPr>
-          <w:rFonts w:ascii="Open Sans" w:hAnsi="Open Sans" w:cs="Open Sans"/>
-          <w:sz w:val="18"/>
-          <w:szCs w:val="18"/>
-        </w:rPr>
-        <w:t xml:space="preserve">  </w:t>
-      </w:r>
-      <w:r>
-        <w:rPr>
-          <w:rFonts w:ascii="Open Sans" w:hAnsi="Open Sans" w:cs="Open Sans"/>
-          <w:sz w:val="18"/>
-          <w:szCs w:val="18"/>
-        </w:rPr>
-        <w:t>|</w:t>
-      </w:r>
-      <w:r>
-        <w:rPr>
-          <w:rFonts w:ascii="Open Sans" w:hAnsi="Open Sans" w:cs="Open Sans"/>
-          <w:sz w:val="18"/>
-          <w:szCs w:val="18"/>
-        </w:rPr>
-        <w:t xml:space="preserve">  </w:t>
-      </w:r>
-      <w:r>
-        <w:rPr>
-          <w:rFonts w:ascii="Open Sans" w:hAnsi="Open Sans" w:cs="Open Sans"/>
-          <w:sz w:val="18"/>
-          <w:szCs w:val="18"/>
-        </w:rPr>
-        <w:t xml:space="preserve"> Excel </w:t>
-      </w:r>
-      <w:r>
-        <w:rPr>
-          <w:rFonts w:ascii="Open Sans" w:hAnsi="Open Sans" w:cs="Open Sans"/>
-          <w:sz w:val="18"/>
-          <w:szCs w:val="18"/>
-        </w:rPr>
-        <w:t xml:space="preserve">  </w:t>
-      </w:r>
-      <w:r>
-        <w:rPr>
-          <w:rFonts w:ascii="Open Sans" w:hAnsi="Open Sans" w:cs="Open Sans"/>
-          <w:sz w:val="18"/>
-          <w:szCs w:val="18"/>
-        </w:rPr>
-        <w:t>|</w:t>
-      </w:r>
-      <w:r>
-        <w:rPr>
-          <w:rFonts w:ascii="Open Sans" w:hAnsi="Open Sans" w:cs="Open Sans"/>
-          <w:sz w:val="18"/>
-          <w:szCs w:val="18"/>
-        </w:rPr>
-        <w:t xml:space="preserve">  </w:t>
-      </w:r>
-      <w:r>
-        <w:rPr>
-          <w:rFonts w:ascii="Open Sans" w:hAnsi="Open Sans" w:cs="Open Sans"/>
-          <w:sz w:val="18"/>
-          <w:szCs w:val="18"/>
-        </w:rPr>
-        <w:t xml:space="preserve"> Python </w:t>
-      </w:r>
-      <w:r>
-        <w:rPr>
-          <w:rFonts w:ascii="Open Sans" w:hAnsi="Open Sans" w:cs="Open Sans"/>
-          <w:sz w:val="18"/>
-          <w:szCs w:val="18"/>
-        </w:rPr>
-        <w:t xml:space="preserve">  </w:t>
-      </w:r>
-      <w:r>
-        <w:rPr>
-          <w:rFonts w:ascii="Open Sans" w:hAnsi="Open Sans" w:cs="Open Sans"/>
-          <w:sz w:val="18"/>
-          <w:szCs w:val="18"/>
-        </w:rPr>
-        <w:t>|</w:t>
-      </w:r>
-      <w:r>
-        <w:rPr>
-          <w:rFonts w:ascii="Open Sans" w:hAnsi="Open Sans" w:cs="Open Sans"/>
-          <w:sz w:val="18"/>
-          <w:szCs w:val="18"/>
-        </w:rPr>
-        <w:t xml:space="preserve">   Microsoft </w:t>
-      </w:r>
-      <w:r>
-        <w:rPr>
-          <w:rFonts w:ascii="Open Sans" w:hAnsi="Open Sans" w:cs="Open Sans"/>
-          <w:sz w:val="18"/>
-          <w:szCs w:val="18"/>
-        </w:rPr>
-        <w:t>Fabric</w:t>
-      </w:r>
-      <w:r>
-        <w:rPr>
-          <w:rFonts w:ascii="Open Sans" w:hAnsi="Open Sans" w:cs="Open Sans"/>
-          <w:sz w:val="18"/>
-          <w:szCs w:val="18"/>
-        </w:rPr>
-        <w:t xml:space="preserve">   |   </w:t>
-      </w:r>
-      <w:r>
-        <w:rPr>
-          <w:rFonts w:ascii="Open Sans" w:hAnsi="Open Sans" w:cs="Open Sans"/>
-          <w:sz w:val="18"/>
-          <w:szCs w:val="18"/>
-        </w:rPr>
-        <w:t xml:space="preserve">Power </w:t>
-      </w:r>
-      <w:r>
-        <w:rPr>
-          <w:rFonts w:ascii="Open Sans" w:hAnsi="Open Sans" w:cs="Open Sans"/>
-          <w:sz w:val="18"/>
-          <w:szCs w:val="18"/>
-        </w:rPr>
-        <w:t>Platform</w:t>
-      </w:r>
-      <w:r>
-        <w:rPr>
-          <w:rFonts w:ascii="Open Sans" w:hAnsi="Open Sans" w:cs="Open Sans"/>
-          <w:sz w:val="18"/>
-          <w:szCs w:val="18"/>
-        </w:rPr>
-        <w:t xml:space="preserve"> </w:t>
-      </w:r>
-      <w:r>
-        <w:rPr>
-          <w:rFonts w:ascii="Open Sans" w:hAnsi="Open Sans" w:cs="Open Sans"/>
-          <w:sz w:val="18"/>
-          <w:szCs w:val="18"/>
-        </w:rPr>
-        <w:t xml:space="preserve"> </w:t>
-      </w:r>
-      <w:r>
-        <w:rPr>
-          <w:rFonts w:ascii="Open Sans" w:hAnsi="Open Sans" w:cs="Open Sans"/>
-          <w:sz w:val="18"/>
-          <w:szCs w:val="18"/>
-        </w:rPr>
-        <w:t xml:space="preserve"> </w:t>
-      </w:r>
-      <w:r>
-        <w:rPr>
-          <w:rFonts w:ascii="Open Sans" w:hAnsi="Open Sans" w:cs="Open Sans"/>
-          <w:sz w:val="18"/>
-          <w:szCs w:val="18"/>
-        </w:rPr>
-        <w:t>|</w:t>
-      </w:r>
-      <w:r>
-        <w:rPr>
-          <w:rFonts w:ascii="Open Sans" w:hAnsi="Open Sans" w:cs="Open Sans"/>
-          <w:sz w:val="18"/>
-          <w:szCs w:val="18"/>
-        </w:rPr>
-        <w:t xml:space="preserve">  </w:t>
-      </w:r>
-      <w:r>
-        <w:rPr>
-          <w:rFonts w:ascii="Open Sans" w:hAnsi="Open Sans" w:cs="Open Sans"/>
-          <w:sz w:val="18"/>
-          <w:szCs w:val="18"/>
-        </w:rPr>
-        <w:t xml:space="preserve"> JavaScript </w:t>
-      </w:r>
-      <w:r>
-        <w:rPr>
-          <w:rFonts w:ascii="Open Sans" w:hAnsi="Open Sans" w:cs="Open Sans"/>
-          <w:sz w:val="18"/>
-          <w:szCs w:val="18"/>
-        </w:rPr>
-        <w:t xml:space="preserve">  </w:t>
-      </w:r>
-      <w:r>
-        <w:rPr>
-          <w:rFonts w:ascii="Open Sans" w:hAnsi="Open Sans" w:cs="Open Sans"/>
-          <w:sz w:val="18"/>
-          <w:szCs w:val="18"/>
-        </w:rPr>
-        <w:t>|</w:t>
-      </w:r>
-      <w:r>
-        <w:rPr>
-          <w:rFonts w:ascii="Open Sans" w:hAnsi="Open Sans" w:cs="Open Sans"/>
-          <w:sz w:val="18"/>
-          <w:szCs w:val="18"/>
-        </w:rPr>
-        <w:t xml:space="preserve">  </w:t>
-      </w:r>
-      <w:r>
-        <w:rPr>
-          <w:rFonts w:ascii="Open Sans" w:hAnsi="Open Sans" w:cs="Open Sans"/>
-          <w:sz w:val="18"/>
-          <w:szCs w:val="18"/>
-        </w:rPr>
-        <w:t xml:space="preserve"> HTML</w:t>
-      </w:r>
-      <w:r>
-        <w:rPr>
-          <w:rFonts w:ascii="Open Sans" w:hAnsi="Open Sans" w:cs="Open Sans"/>
-          <w:sz w:val="18"/>
-          <w:szCs w:val="18"/>
-        </w:rPr>
-        <w:t xml:space="preserve">  </w:t>
-      </w:r>
-      <w:r>
-        <w:rPr>
-          <w:rFonts w:ascii="Open Sans" w:hAnsi="Open Sans" w:cs="Open Sans"/>
-          <w:sz w:val="18"/>
-          <w:szCs w:val="18"/>
-        </w:rPr>
-        <w:t xml:space="preserve"> |</w:t>
-      </w:r>
-      <w:r>
-        <w:rPr>
-          <w:rFonts w:ascii="Open Sans" w:hAnsi="Open Sans" w:cs="Open Sans"/>
-          <w:sz w:val="18"/>
-          <w:szCs w:val="18"/>
-        </w:rPr>
-        <w:t xml:space="preserve">  </w:t>
-      </w:r>
-      <w:r>
-        <w:rPr>
-          <w:rFonts w:ascii="Open Sans" w:hAnsi="Open Sans" w:cs="Open Sans"/>
-          <w:sz w:val="18"/>
-          <w:szCs w:val="18"/>
-        </w:rPr>
-        <w:t xml:space="preserve"> CSS</w:t>
-      </w:r>
-      <w:r>
-        <w:rPr>
-          <w:rFonts w:ascii="Open Sans" w:hAnsi="Open Sans" w:cs="Open Sans"/>
-          <w:sz w:val="18"/>
-          <w:szCs w:val="18"/>
-        </w:rPr>
-        <w:t xml:space="preserve"> </w:t>
-      </w:r>
-      <w:r>
-        <w:rPr>
-          <w:rFonts w:ascii="Open Sans" w:hAnsi="Open Sans" w:cs="Open Sans"/>
-          <w:sz w:val="18"/>
-          <w:szCs w:val="18"/>
-        </w:rPr>
-        <w:t xml:space="preserve"> </w:t>
-      </w:r>
-      <w:r>
-        <w:rPr>
-          <w:rFonts w:ascii="Open Sans" w:hAnsi="Open Sans" w:cs="Open Sans"/>
-          <w:sz w:val="18"/>
-          <w:szCs w:val="18"/>
-        </w:rPr>
-        <w:t xml:space="preserve"> </w:t>
-      </w:r>
-      <w:r>
-        <w:rPr>
-          <w:rFonts w:ascii="Open Sans" w:hAnsi="Open Sans" w:cs="Open Sans"/>
-          <w:sz w:val="18"/>
-          <w:szCs w:val="18"/>
-        </w:rPr>
-        <w:t>|</w:t>
-      </w:r>
-      <w:r>
-        <w:rPr>
-          <w:rFonts w:ascii="Open Sans" w:hAnsi="Open Sans" w:cs="Open Sans"/>
-          <w:sz w:val="18"/>
-          <w:szCs w:val="18"/>
-        </w:rPr>
-        <w:t xml:space="preserve">  </w:t>
-      </w:r>
-      <w:r>
-        <w:rPr>
-          <w:rFonts w:ascii="Open Sans" w:hAnsi="Open Sans" w:cs="Open Sans"/>
-          <w:sz w:val="18"/>
-          <w:szCs w:val="18"/>
-        </w:rPr>
-        <w:t xml:space="preserve"> R</w:t>
-      </w:r>
-      <w:r>
-        <w:rPr>
-          <w:rFonts w:ascii="Open Sans" w:hAnsi="Open Sans" w:cs="Open Sans"/>
-          <w:sz w:val="18"/>
-          <w:szCs w:val="18"/>
-        </w:rPr>
-        <w:t xml:space="preserve">   |   M</w:t>
+        <w:jc w:val="center"/>
+        <w:rPr>
+          <w:rFonts w:ascii="Open Sans" w:hAnsi="Open Sans" w:cs="Open Sans"/>
+          <w:sz w:val="18"/>
+          <w:szCs w:val="18"/>
+        </w:rPr>
+      </w:pPr>
+      <w:r>
+        <w:rPr>
+          <w:rFonts w:ascii="Open Sans" w:hAnsi="Open Sans" w:cs="Open Sans"/>
+          <w:sz w:val="18"/>
+          <w:szCs w:val="18"/>
+        </w:rPr>
+        <w:t>Power BI   |   Power Query (M)   |   DAX   |   Excel   |   VBA   |   SQL   |   Power Automate   |   Python   |   R   |   HTML   |   CSS</w:t>
       </w:r>
     </w:p>
     <w:sectPr>

--- a/assets/Zachary_Swart_Resume.docx
+++ b/assets/Zachary_Swart_Resume.docx
@@ -49,8 +49,8 @@
         <w:spacing w:after="0" w:line="0" w:lineRule="atLeast"/>
         <w:rPr>
           <w:rFonts w:ascii="Open Sans" w:hAnsi="Open Sans" w:cs="Open Sans"/>
-          <w:sz w:val="18"/>
-          <w:szCs w:val="18"/>
+          <w:sz w:val="16"/>
+          <w:szCs w:val="16"/>
         </w:rPr>
       </w:pPr>
     </w:p>
@@ -223,8 +223,8 @@
         <w:spacing w:after="0" w:line="0" w:lineRule="atLeast"/>
         <w:rPr>
           <w:rFonts w:ascii="Open Sans" w:hAnsi="Open Sans" w:cs="Open Sans"/>
-          <w:sz w:val="8"/>
-          <w:szCs w:val="8"/>
+          <w:sz w:val="10"/>
+          <w:szCs w:val="10"/>
         </w:rPr>
       </w:pPr>
     </w:p>
@@ -335,8 +335,8 @@
         <w:spacing w:after="0" w:line="0" w:lineRule="atLeast"/>
         <w:rPr>
           <w:rFonts w:ascii="Open Sans" w:hAnsi="Open Sans" w:cs="Open Sans"/>
-          <w:sz w:val="4"/>
-          <w:szCs w:val="4"/>
+          <w:sz w:val="10"/>
+          <w:szCs w:val="10"/>
         </w:rPr>
       </w:pPr>
     </w:p>
@@ -373,97 +373,79 @@
           <w:sz w:val="18"/>
           <w:szCs w:val="18"/>
         </w:rPr>
-        <w:t xml:space="preserve"> Presented to class clear performance metrics and actionable insights by </w:t>
-      </w:r>
-      <w:r>
-        <w:rPr>
-          <w:rFonts w:ascii="Open Sans" w:hAnsi="Open Sans" w:cs="Open Sans"/>
-          <w:b/>
-          <w:bCs/>
-          <w:sz w:val="18"/>
-          <w:szCs w:val="18"/>
-        </w:rPr>
-        <w:t>analyzing risk-to-reward ratios and return potentials</w:t>
-      </w:r>
-      <w:r>
-        <w:rPr>
-          <w:rFonts w:ascii="Open Sans" w:hAnsi="Open Sans" w:cs="Open Sans"/>
-          <w:sz w:val="18"/>
-          <w:szCs w:val="18"/>
-        </w:rPr>
-        <w:t xml:space="preserve"> for over </w:t>
-      </w:r>
-      <w:r>
-        <w:rPr>
-          <w:rFonts w:ascii="Open Sans" w:hAnsi="Open Sans" w:cs="Open Sans"/>
-          <w:b/>
-          <w:bCs/>
-          <w:sz w:val="18"/>
-          <w:szCs w:val="18"/>
-        </w:rPr>
-        <w:t>1,000+ investment funds</w:t>
-      </w:r>
-      <w:r>
-        <w:rPr>
-          <w:rFonts w:ascii="Open Sans" w:hAnsi="Open Sans" w:cs="Open Sans"/>
-          <w:sz w:val="18"/>
-          <w:szCs w:val="18"/>
-        </w:rPr>
-        <w:t xml:space="preserve"> and provided a recommended retirement portfolio using </w:t>
-      </w:r>
-      <w:r>
-        <w:rPr>
-          <w:rFonts w:ascii="Open Sans" w:hAnsi="Open Sans" w:cs="Open Sans"/>
-          <w:b/>
-          <w:bCs/>
-          <w:sz w:val="18"/>
-          <w:szCs w:val="18"/>
-        </w:rPr>
-        <w:t>Power Query transformations</w:t>
-      </w:r>
-      <w:r>
-        <w:rPr>
-          <w:rFonts w:ascii="Open Sans" w:hAnsi="Open Sans" w:cs="Open Sans"/>
-          <w:sz w:val="18"/>
-          <w:szCs w:val="18"/>
-        </w:rPr>
-        <w:t xml:space="preserve">, </w:t>
-      </w:r>
-      <w:r>
-        <w:rPr>
-          <w:rFonts w:ascii="Open Sans" w:hAnsi="Open Sans" w:cs="Open Sans"/>
-          <w:b/>
-          <w:bCs/>
-          <w:sz w:val="18"/>
-          <w:szCs w:val="18"/>
-        </w:rPr>
-        <w:t>DAX calculations</w:t>
-      </w:r>
-      <w:r>
-        <w:rPr>
-          <w:rFonts w:ascii="Open Sans" w:hAnsi="Open Sans" w:cs="Open Sans"/>
-          <w:sz w:val="18"/>
-          <w:szCs w:val="18"/>
-        </w:rPr>
-        <w:t xml:space="preserve">, and </w:t>
-      </w:r>
-      <w:r>
-        <w:rPr>
-          <w:rFonts w:ascii="Open Sans" w:hAnsi="Open Sans" w:cs="Open Sans"/>
-          <w:b/>
-          <w:bCs/>
-          <w:sz w:val="18"/>
-          <w:szCs w:val="18"/>
-        </w:rPr>
-        <w:t>AI-assisted optimization</w:t>
-      </w:r>
-      <w:r>
-        <w:rPr>
-          <w:rFonts w:ascii="Open Sans" w:hAnsi="Open Sans" w:cs="Open Sans"/>
-          <w:sz w:val="18"/>
-          <w:szCs w:val="18"/>
-        </w:rPr>
-        <w:t>.</w:t>
+        <w:t xml:space="preserve"> </w:t>
+      </w:r>
+      <w:r>
+        <w:rPr>
+          <w:rFonts w:ascii="Open Sans" w:hAnsi="Open Sans" w:cs="Open Sans"/>
+          <w:sz w:val="18"/>
+          <w:szCs w:val="18"/>
+        </w:rPr>
+        <w:t xml:space="preserve">Analyzed risk-to-reward ratios for 1,000+ investment funds using </w:t>
+      </w:r>
+      <w:r>
+        <w:rPr>
+          <w:rFonts w:ascii="Open Sans" w:hAnsi="Open Sans" w:cs="Open Sans"/>
+          <w:b/>
+          <w:bCs/>
+          <w:sz w:val="18"/>
+          <w:szCs w:val="18"/>
+        </w:rPr>
+        <w:t>Power Query</w:t>
+      </w:r>
+      <w:r>
+        <w:rPr>
+          <w:rFonts w:ascii="Open Sans" w:hAnsi="Open Sans" w:cs="Open Sans"/>
+          <w:b/>
+          <w:bCs/>
+          <w:sz w:val="18"/>
+          <w:szCs w:val="18"/>
+        </w:rPr>
+        <w:t xml:space="preserve"> (M)</w:t>
+      </w:r>
+      <w:r>
+        <w:rPr>
+          <w:rFonts w:ascii="Open Sans" w:hAnsi="Open Sans" w:cs="Open Sans"/>
+          <w:sz w:val="18"/>
+          <w:szCs w:val="18"/>
+        </w:rPr>
+        <w:t xml:space="preserve"> and </w:t>
+      </w:r>
+      <w:r>
+        <w:rPr>
+          <w:rFonts w:ascii="Open Sans" w:hAnsi="Open Sans" w:cs="Open Sans"/>
+          <w:b/>
+          <w:bCs/>
+          <w:sz w:val="18"/>
+          <w:szCs w:val="18"/>
+        </w:rPr>
+        <w:t>DAX</w:t>
+      </w:r>
+      <w:r>
+        <w:rPr>
+          <w:rFonts w:ascii="Open Sans" w:hAnsi="Open Sans" w:cs="Open Sans"/>
+          <w:sz w:val="18"/>
+          <w:szCs w:val="18"/>
+        </w:rPr>
+        <w:t xml:space="preserve"> to design a </w:t>
+      </w:r>
+      <w:r>
+        <w:rPr>
+          <w:rFonts w:ascii="Open Sans" w:hAnsi="Open Sans" w:cs="Open Sans"/>
+          <w:b/>
+          <w:bCs/>
+          <w:sz w:val="18"/>
+          <w:szCs w:val="18"/>
+        </w:rPr>
+        <w:t>multi-page dashboard</w:t>
+      </w:r>
+      <w:r>
+        <w:rPr>
+          <w:rFonts w:ascii="Open Sans" w:hAnsi="Open Sans" w:cs="Open Sans"/>
+          <w:sz w:val="18"/>
+          <w:szCs w:val="18"/>
+        </w:rPr>
+        <w:t xml:space="preserve"> and present a recommended retirement portfolio to the class.</w:t>
       </w:r>
     </w:p>
     <w:p>
@@ -540,15 +522,25 @@
           <w:sz w:val="18"/>
           <w:szCs w:val="18"/>
         </w:rPr>
-        <w:t>AI tools</w:t>
-      </w:r>
-      <w:r>
-        <w:rPr>
-          <w:rFonts w:ascii="Open Sans" w:hAnsi="Open Sans" w:cs="Open Sans"/>
-          <w:sz w:val="18"/>
-          <w:szCs w:val="18"/>
-        </w:rPr>
-        <w:t xml:space="preserve"> with </w:t>
+        <w:t>AI</w:t>
+      </w:r>
+      <w:r>
+        <w:rPr>
+          <w:rFonts w:ascii="Open Sans" w:hAnsi="Open Sans" w:cs="Open Sans"/>
+          <w:sz w:val="18"/>
+          <w:szCs w:val="18"/>
+        </w:rPr>
+        <w:t>,</w:t>
+      </w:r>
+      <w:r>
+        <w:rPr>
+          <w:rFonts w:ascii="Open Sans" w:hAnsi="Open Sans" w:cs="Open Sans"/>
+          <w:b/>
+          <w:bCs/>
+          <w:sz w:val="18"/>
+          <w:szCs w:val="18"/>
+        </w:rPr>
+        <w:t xml:space="preserve"> </w:t>
       </w:r>
       <w:r>
         <w:rPr>
@@ -563,10 +555,46 @@
       <w:r>
         <w:rPr>
           <w:rFonts w:ascii="Open Sans" w:hAnsi="Open Sans" w:cs="Open Sans"/>
-          <w:sz w:val="18"/>
-          <w:szCs w:val="18"/>
-        </w:rPr>
-        <w:t xml:space="preserve">, </w:t>
+          <w:b/>
+          <w:bCs/>
+          <w:sz w:val="18"/>
+          <w:szCs w:val="18"/>
+        </w:rPr>
+        <w:t>,</w:t>
+      </w:r>
+      <w:r>
+        <w:rPr>
+          <w:rFonts w:ascii="Open Sans" w:hAnsi="Open Sans" w:cs="Open Sans"/>
+          <w:sz w:val="18"/>
+          <w:szCs w:val="18"/>
+        </w:rPr>
+        <w:t xml:space="preserve"> </w:t>
+      </w:r>
+      <w:r>
+        <w:rPr>
+          <w:rFonts w:ascii="Open Sans" w:hAnsi="Open Sans" w:cs="Open Sans"/>
+          <w:b/>
+          <w:bCs/>
+          <w:sz w:val="18"/>
+          <w:szCs w:val="18"/>
+        </w:rPr>
+        <w:t>PivotTables</w:t>
+      </w:r>
+      <w:r>
+        <w:rPr>
+          <w:rFonts w:ascii="Open Sans" w:hAnsi="Open Sans" w:cs="Open Sans"/>
+          <w:sz w:val="18"/>
+          <w:szCs w:val="18"/>
+        </w:rPr>
+        <w:t>, Visuals,</w:t>
+      </w:r>
+      <w:r>
+        <w:rPr>
+          <w:rFonts w:ascii="Open Sans" w:hAnsi="Open Sans" w:cs="Open Sans"/>
+          <w:sz w:val="18"/>
+          <w:szCs w:val="18"/>
+        </w:rPr>
+        <w:t xml:space="preserve"> </w:t>
       </w:r>
       <w:r>
         <w:rPr>
@@ -584,43 +612,31 @@
           <w:sz w:val="18"/>
           <w:szCs w:val="18"/>
         </w:rPr>
-        <w:t xml:space="preserve">, </w:t>
-      </w:r>
-      <w:r>
-        <w:rPr>
-          <w:rFonts w:ascii="Open Sans" w:hAnsi="Open Sans" w:cs="Open Sans"/>
-          <w:b/>
-          <w:bCs/>
-          <w:sz w:val="18"/>
-          <w:szCs w:val="18"/>
-        </w:rPr>
-        <w:t>PivotTables</w:t>
-      </w:r>
-      <w:r>
-        <w:rPr>
-          <w:rFonts w:ascii="Open Sans" w:hAnsi="Open Sans" w:cs="Open Sans"/>
-          <w:sz w:val="18"/>
-          <w:szCs w:val="18"/>
-        </w:rPr>
-        <w:t xml:space="preserve">, </w:t>
-      </w:r>
-      <w:r>
-        <w:rPr>
-          <w:rFonts w:ascii="Open Sans" w:hAnsi="Open Sans" w:cs="Open Sans"/>
-          <w:b/>
-          <w:bCs/>
-          <w:sz w:val="18"/>
-          <w:szCs w:val="18"/>
-        </w:rPr>
-        <w:t>Visuals</w:t>
-      </w:r>
-      <w:r>
-        <w:rPr>
-          <w:rFonts w:ascii="Open Sans" w:hAnsi="Open Sans" w:cs="Open Sans"/>
-          <w:sz w:val="18"/>
-          <w:szCs w:val="18"/>
-        </w:rPr>
-        <w:t xml:space="preserve">, and </w:t>
+        <w:t>,</w:t>
+      </w:r>
+      <w:r>
+        <w:rPr>
+          <w:rFonts w:ascii="Open Sans" w:hAnsi="Open Sans" w:cs="Open Sans"/>
+          <w:sz w:val="18"/>
+          <w:szCs w:val="18"/>
+        </w:rPr>
+        <w:t xml:space="preserve"> </w:t>
+      </w:r>
+      <w:r>
+        <w:rPr>
+          <w:rFonts w:ascii="Open Sans" w:hAnsi="Open Sans" w:cs="Open Sans"/>
+          <w:sz w:val="18"/>
+          <w:szCs w:val="18"/>
+        </w:rPr>
+        <w:t xml:space="preserve">and </w:t>
+      </w:r>
+      <w:r>
+        <w:rPr>
+          <w:rFonts w:ascii="Open Sans" w:hAnsi="Open Sans" w:cs="Open Sans"/>
+          <w:sz w:val="18"/>
+          <w:szCs w:val="18"/>
+        </w:rPr>
+        <w:t xml:space="preserve">other </w:t>
       </w:r>
       <w:r>
         <w:rPr>
@@ -649,8 +665,8 @@
         <w:spacing w:after="0" w:line="0" w:lineRule="atLeast"/>
         <w:rPr>
           <w:rFonts w:ascii="Open Sans" w:hAnsi="Open Sans" w:cs="Open Sans"/>
-          <w:sz w:val="18"/>
-          <w:szCs w:val="18"/>
+          <w:sz w:val="16"/>
+          <w:szCs w:val="16"/>
         </w:rPr>
       </w:pPr>
     </w:p>
@@ -818,10 +834,20 @@
       <w:r>
         <w:rPr>
           <w:rFonts w:ascii="Open Sans" w:hAnsi="Open Sans" w:cs="Open Sans"/>
-          <w:sz w:val="18"/>
-          <w:szCs w:val="18"/>
-        </w:rPr>
-        <w:t xml:space="preserve">Built </w:t>
+          <w:b/>
+          <w:bCs/>
+          <w:sz w:val="18"/>
+          <w:szCs w:val="18"/>
+        </w:rPr>
+        <w:t>Built</w:t>
+      </w:r>
+      <w:r>
+        <w:rPr>
+          <w:rFonts w:ascii="Open Sans" w:hAnsi="Open Sans" w:cs="Open Sans"/>
+          <w:sz w:val="18"/>
+          <w:szCs w:val="18"/>
+        </w:rPr>
+        <w:t xml:space="preserve"> </w:t>
       </w:r>
       <w:r>
         <w:rPr>
@@ -875,7 +901,23 @@
           <w:sz w:val="18"/>
           <w:szCs w:val="18"/>
         </w:rPr>
-        <w:t xml:space="preserve"> to reveal critical insights into life cycle management, allowing 100+ managers to make informed decisions on property assets, financing, and allocation.</w:t>
+        <w:t xml:space="preserve"> to reveal critical insights into life cycle management, allowing </w:t>
+      </w:r>
+      <w:r>
+        <w:rPr>
+          <w:rFonts w:ascii="Open Sans" w:hAnsi="Open Sans" w:cs="Open Sans"/>
+          <w:sz w:val="18"/>
+          <w:szCs w:val="18"/>
+        </w:rPr>
+        <w:t>20</w:t>
+      </w:r>
+      <w:r>
+        <w:rPr>
+          <w:rFonts w:ascii="Open Sans" w:hAnsi="Open Sans" w:cs="Open Sans"/>
+          <w:sz w:val="18"/>
+          <w:szCs w:val="18"/>
+        </w:rPr>
+        <w:t>+ managers to make informed decisions on property assets, financing, and allocation.</w:t>
       </w:r>
     </w:p>
     <w:p>
@@ -1017,15 +1059,41 @@
           <w:sz w:val="18"/>
           <w:szCs w:val="18"/>
         </w:rPr>
-        <w:t>Improved data reliability</w:t>
-      </w:r>
-      <w:r>
-        <w:rPr>
-          <w:rFonts w:ascii="Open Sans" w:hAnsi="Open Sans" w:cs="Open Sans"/>
-          <w:sz w:val="18"/>
-          <w:szCs w:val="18"/>
-        </w:rPr>
-        <w:t xml:space="preserve"> for a new pilot program by partnering with an external API provider to resolve critical foreign key mapping issues, </w:t>
+        <w:t>Troubleshot</w:t>
+      </w:r>
+      <w:r>
+        <w:rPr>
+          <w:rFonts w:ascii="Open Sans" w:hAnsi="Open Sans" w:cs="Open Sans"/>
+          <w:b/>
+          <w:bCs/>
+          <w:sz w:val="18"/>
+          <w:szCs w:val="18"/>
+        </w:rPr>
+        <w:t xml:space="preserve"> data reliability</w:t>
+      </w:r>
+      <w:r>
+        <w:rPr>
+          <w:rFonts w:ascii="Open Sans" w:hAnsi="Open Sans" w:cs="Open Sans"/>
+          <w:sz w:val="18"/>
+          <w:szCs w:val="18"/>
+        </w:rPr>
+        <w:t xml:space="preserve"> </w:t>
+      </w:r>
+      <w:r>
+        <w:rPr>
+          <w:rFonts w:ascii="Open Sans" w:hAnsi="Open Sans" w:cs="Open Sans"/>
+          <w:sz w:val="18"/>
+          <w:szCs w:val="18"/>
+        </w:rPr>
+        <w:t xml:space="preserve">issue </w:t>
+      </w:r>
+      <w:r>
+        <w:rPr>
+          <w:rFonts w:ascii="Open Sans" w:hAnsi="Open Sans" w:cs="Open Sans"/>
+          <w:sz w:val="18"/>
+          <w:szCs w:val="18"/>
+        </w:rPr>
+        <w:t xml:space="preserve">for a new pilot program by partnering with an external API provider to resolve critical foreign key mapping issues, </w:t>
       </w:r>
       <w:r>
         <w:rPr>
@@ -1165,30 +1233,10 @@
       <w:r>
         <w:rPr>
           <w:rFonts w:ascii="Open Sans" w:hAnsi="Open Sans" w:cs="Open Sans"/>
-          <w:b/>
-          <w:bCs/>
-          <w:sz w:val="18"/>
-          <w:szCs w:val="18"/>
-        </w:rPr>
-        <w:t>Improved</w:t>
-      </w:r>
-      <w:r>
-        <w:rPr>
-          <w:rFonts w:ascii="Open Sans" w:hAnsi="Open Sans" w:cs="Open Sans"/>
-          <w:sz w:val="18"/>
-          <w:szCs w:val="18"/>
-        </w:rPr>
-        <w:t xml:space="preserve"> the </w:t>
-      </w:r>
-      <w:r>
-        <w:rPr>
-          <w:rFonts w:ascii="Open Sans" w:hAnsi="Open Sans" w:cs="Open Sans"/>
-          <w:b/>
-          <w:bCs/>
-          <w:sz w:val="18"/>
-          <w:szCs w:val="18"/>
-        </w:rPr>
-        <w:t>SQL proficiency of 30+ students</w:t>
+          <w:sz w:val="18"/>
+          <w:szCs w:val="18"/>
+        </w:rPr>
+        <w:t>Improved the SQL proficiency of 30+ students</w:t>
       </w:r>
       <w:r>
         <w:rPr>
@@ -1276,25 +1324,25 @@
           <w:sz w:val="18"/>
           <w:szCs w:val="18"/>
         </w:rPr>
-        <w:t>CASE statements</w:t>
-      </w:r>
-      <w:r>
-        <w:rPr>
-          <w:rFonts w:ascii="Open Sans" w:hAnsi="Open Sans" w:cs="Open Sans"/>
-          <w:sz w:val="18"/>
-          <w:szCs w:val="18"/>
-        </w:rPr>
-        <w:t xml:space="preserve">, </w:t>
-      </w:r>
-      <w:r>
-        <w:rPr>
-          <w:rFonts w:ascii="Open Sans" w:hAnsi="Open Sans" w:cs="Open Sans"/>
-          <w:b/>
-          <w:bCs/>
-          <w:sz w:val="18"/>
-          <w:szCs w:val="18"/>
-        </w:rPr>
-        <w:t>and subqueries</w:t>
+        <w:t>CASE</w:t>
+      </w:r>
+      <w:r>
+        <w:rPr>
+          <w:rFonts w:ascii="Open Sans" w:hAnsi="Open Sans" w:cs="Open Sans"/>
+          <w:sz w:val="18"/>
+          <w:szCs w:val="18"/>
+        </w:rPr>
+        <w:t xml:space="preserve"> statements, and</w:t>
+      </w:r>
+      <w:r>
+        <w:rPr>
+          <w:rFonts w:ascii="Open Sans" w:hAnsi="Open Sans" w:cs="Open Sans"/>
+          <w:b/>
+          <w:bCs/>
+          <w:sz w:val="18"/>
+          <w:szCs w:val="18"/>
+        </w:rPr>
+        <w:t xml:space="preserve"> subqueries</w:t>
       </w:r>
       <w:r>
         <w:rPr>
@@ -1346,8 +1394,6 @@
       <w:r>
         <w:rPr>
           <w:rFonts w:ascii="Open Sans" w:hAnsi="Open Sans" w:cs="Open Sans"/>
-          <w:b/>
-          <w:bCs/>
           <w:sz w:val="18"/>
           <w:szCs w:val="18"/>
         </w:rPr>
@@ -1359,7 +1405,25 @@
           <w:sz w:val="18"/>
           <w:szCs w:val="18"/>
         </w:rPr>
-        <w:t xml:space="preserve"> and query auditing to improve</w:t>
+        <w:t xml:space="preserve"> and </w:t>
+      </w:r>
+      <w:r>
+        <w:rPr>
+          <w:rFonts w:ascii="Open Sans" w:hAnsi="Open Sans" w:cs="Open Sans"/>
+          <w:b/>
+          <w:bCs/>
+          <w:sz w:val="18"/>
+          <w:szCs w:val="18"/>
+        </w:rPr>
+        <w:t>query auditing</w:t>
+      </w:r>
+      <w:r>
+        <w:rPr>
+          <w:rFonts w:ascii="Open Sans" w:hAnsi="Open Sans" w:cs="Open Sans"/>
+          <w:sz w:val="18"/>
+          <w:szCs w:val="18"/>
+        </w:rPr>
+        <w:t xml:space="preserve"> to improve</w:t>
       </w:r>
       <w:r>
         <w:rPr>
@@ -1497,20 +1561,46 @@
       <w:r>
         <w:rPr>
           <w:rFonts w:ascii="Open Sans" w:hAnsi="Open Sans" w:cs="Open Sans"/>
-          <w:b/>
-          <w:bCs/>
-          <w:sz w:val="18"/>
-          <w:szCs w:val="18"/>
-        </w:rPr>
-        <w:t>Reduced manual review time in Excel sheets</w:t>
-      </w:r>
-      <w:r>
-        <w:rPr>
-          <w:rFonts w:ascii="Open Sans" w:hAnsi="Open Sans" w:cs="Open Sans"/>
-          <w:sz w:val="18"/>
-          <w:szCs w:val="18"/>
-        </w:rPr>
-        <w:t xml:space="preserve"> by 45 minutes per report by automating error detection with </w:t>
+          <w:sz w:val="18"/>
+          <w:szCs w:val="18"/>
+        </w:rPr>
+        <w:t>Reduced manual review time in</w:t>
+      </w:r>
+      <w:r>
+        <w:rPr>
+          <w:rFonts w:ascii="Open Sans" w:hAnsi="Open Sans" w:cs="Open Sans"/>
+          <w:b/>
+          <w:bCs/>
+          <w:sz w:val="18"/>
+          <w:szCs w:val="18"/>
+        </w:rPr>
+        <w:t xml:space="preserve"> Excel sheets</w:t>
+      </w:r>
+      <w:r>
+        <w:rPr>
+          <w:rFonts w:ascii="Open Sans" w:hAnsi="Open Sans" w:cs="Open Sans"/>
+          <w:sz w:val="18"/>
+          <w:szCs w:val="18"/>
+        </w:rPr>
+        <w:t xml:space="preserve"> by 45 minutes per report by </w:t>
+      </w:r>
+      <w:r>
+        <w:rPr>
+          <w:rFonts w:ascii="Open Sans" w:hAnsi="Open Sans" w:cs="Open Sans"/>
+          <w:b/>
+          <w:bCs/>
+          <w:sz w:val="18"/>
+          <w:szCs w:val="18"/>
+        </w:rPr>
+        <w:t>automating error detection</w:t>
+      </w:r>
+      <w:r>
+        <w:rPr>
+          <w:rFonts w:ascii="Open Sans" w:hAnsi="Open Sans" w:cs="Open Sans"/>
+          <w:sz w:val="18"/>
+          <w:szCs w:val="18"/>
+        </w:rPr>
+        <w:t xml:space="preserve"> with </w:t>
       </w:r>
       <w:r>
         <w:rPr>
@@ -1640,8 +1730,8 @@
         <w:spacing w:after="0" w:line="0" w:lineRule="atLeast"/>
         <w:rPr>
           <w:rFonts w:ascii="Open Sans" w:hAnsi="Open Sans" w:cs="Open Sans"/>
-          <w:sz w:val="18"/>
-          <w:szCs w:val="18"/>
+          <w:sz w:val="16"/>
+          <w:szCs w:val="16"/>
         </w:rPr>
       </w:pPr>
       <w:r>
@@ -1660,15 +1750,15 @@
           <w:sz w:val="18"/>
           <w:szCs w:val="18"/>
         </w:rPr>
-        <w:t>3 dynamic Power BI dashboards</w:t>
-      </w:r>
-      <w:r>
-        <w:rPr>
-          <w:rFonts w:ascii="Open Sans" w:hAnsi="Open Sans" w:cs="Open Sans"/>
-          <w:sz w:val="18"/>
-          <w:szCs w:val="18"/>
-        </w:rPr>
-        <w:t xml:space="preserve"> with a Qualtrics survey created to measure student</w:t>
+        <w:t>3 Power BI dashboards</w:t>
+      </w:r>
+      <w:r>
+        <w:rPr>
+          <w:rFonts w:ascii="Open Sans" w:hAnsi="Open Sans" w:cs="Open Sans"/>
+          <w:sz w:val="18"/>
+          <w:szCs w:val="18"/>
+        </w:rPr>
+        <w:t xml:space="preserve"> and a Qualtrics survey to measure student confidence</w:t>
       </w:r>
       <w:r>
         <w:rPr>
@@ -1684,37 +1774,19 @@
           <w:sz w:val="18"/>
           <w:szCs w:val="18"/>
         </w:rPr>
-        <w:t xml:space="preserve">confidence, satisfaction, and appointment effectiveness to observe </w:t>
-      </w:r>
-      <w:r>
-        <w:rPr>
-          <w:rFonts w:ascii="Open Sans" w:hAnsi="Open Sans" w:cs="Open Sans"/>
-          <w:b/>
-          <w:bCs/>
-          <w:sz w:val="18"/>
-          <w:szCs w:val="18"/>
-        </w:rPr>
-        <w:t>key indicators and actionable insights</w:t>
-      </w:r>
-      <w:r>
-        <w:rPr>
-          <w:rFonts w:ascii="Open Sans" w:hAnsi="Open Sans" w:cs="Open Sans"/>
-          <w:sz w:val="18"/>
-          <w:szCs w:val="18"/>
-        </w:rPr>
-        <w:t>.</w:t>
-      </w:r>
-    </w:p>
-    <w:p>
-      <w:pPr>
-        <w:tabs>
-          <w:tab w:val="right" w:pos="10800"/>
-        </w:tabs>
-        <w:spacing w:after="0" w:line="0" w:lineRule="atLeast"/>
-        <w:rPr>
-          <w:rFonts w:ascii="Open Sans" w:hAnsi="Open Sans" w:cs="Open Sans"/>
-          <w:sz w:val="18"/>
-          <w:szCs w:val="18"/>
+        <w:t>and appointment effectiveness, extracting insights to track improvement across Key Performance Indicators (KPIs).</w:t>
+      </w:r>
+    </w:p>
+    <w:p>
+      <w:pPr>
+        <w:tabs>
+          <w:tab w:val="right" w:pos="10800"/>
+        </w:tabs>
+        <w:spacing w:after="0" w:line="0" w:lineRule="atLeast"/>
+        <w:rPr>
+          <w:rFonts w:ascii="Open Sans" w:hAnsi="Open Sans" w:cs="Open Sans"/>
+          <w:sz w:val="16"/>
+          <w:szCs w:val="16"/>
         </w:rPr>
       </w:pPr>
     </w:p>
@@ -1760,7 +1832,16 @@
           <w:sz w:val="32"/>
           <w:szCs w:val="32"/>
         </w:rPr>
-        <w:t>______</w:t>
+        <w:t>_____</w:t>
+      </w:r>
+      <w:r>
+        <w:rPr>
+          <w:rFonts w:ascii="Open Sans" w:hAnsi="Open Sans" w:cs="Open Sans"/>
+          <w:color w:val="215E99" w:themeColor="text2" w:themeTint="BF"/>
+          <w:sz w:val="32"/>
+          <w:szCs w:val="32"/>
+        </w:rPr>
+        <w:t>_</w:t>
       </w:r>
     </w:p>
     <w:p>
@@ -1847,7 +1928,15 @@
           <w:sz w:val="18"/>
           <w:szCs w:val="18"/>
         </w:rPr>
-        <w:t xml:space="preserve">, </w:t>
+        <w:t>,</w:t>
+      </w:r>
+      <w:r>
+        <w:rPr>
+          <w:rFonts w:ascii="Open Sans" w:hAnsi="Open Sans" w:cs="Open Sans"/>
+          <w:sz w:val="18"/>
+          <w:szCs w:val="18"/>
+        </w:rPr>
+        <w:t xml:space="preserve"> </w:t>
       </w:r>
       <w:r>
         <w:rPr>
@@ -1865,7 +1954,15 @@
           <w:sz w:val="18"/>
           <w:szCs w:val="18"/>
         </w:rPr>
-        <w:t xml:space="preserve">, </w:t>
+        <w:t>,</w:t>
+      </w:r>
+      <w:r>
+        <w:rPr>
+          <w:rFonts w:ascii="Open Sans" w:hAnsi="Open Sans" w:cs="Open Sans"/>
+          <w:sz w:val="18"/>
+          <w:szCs w:val="18"/>
+        </w:rPr>
+        <w:t xml:space="preserve"> </w:t>
       </w:r>
       <w:r>
         <w:rPr>
@@ -2031,8 +2128,8 @@
           <w:rFonts w:ascii="Open Sans" w:hAnsi="Open Sans" w:cs="Open Sans"/>
           <w:b/>
           <w:bCs/>
-          <w:sz w:val="18"/>
-          <w:szCs w:val="18"/>
+          <w:sz w:val="16"/>
+          <w:szCs w:val="16"/>
         </w:rPr>
       </w:pPr>
     </w:p>
@@ -2060,16 +2157,63 @@
           <w:sz w:val="32"/>
           <w:szCs w:val="32"/>
         </w:rPr>
-        <w:t>SKILLS AND LANGUAGES</w:t>
-      </w:r>
-      <w:r>
-        <w:rPr>
-          <w:rFonts w:ascii="Open Sans" w:hAnsi="Open Sans" w:cs="Open Sans"/>
+        <w:t>SKILLS</w:t>
+      </w:r>
+      <w:r>
+        <w:rPr>
+          <w:rFonts w:ascii="Open Sans" w:hAnsi="Open Sans" w:cs="Open Sans"/>
+          <w:b/>
+          <w:bCs/>
           <w:color w:val="215E99" w:themeColor="text2" w:themeTint="BF"/>
           <w:sz w:val="32"/>
           <w:szCs w:val="32"/>
         </w:rPr>
-        <w:t xml:space="preserve"> ________________________________________________</w:t>
+        <w:t xml:space="preserve"> &amp; TOOLS</w:t>
+      </w:r>
+      <w:r>
+        <w:rPr>
+          <w:rFonts w:ascii="Open Sans" w:hAnsi="Open Sans" w:cs="Open Sans"/>
+          <w:color w:val="215E99" w:themeColor="text2" w:themeTint="BF"/>
+          <w:sz w:val="32"/>
+          <w:szCs w:val="32"/>
+        </w:rPr>
+        <w:t xml:space="preserve"> _</w:t>
+      </w:r>
+      <w:r>
+        <w:rPr>
+          <w:rFonts w:ascii="Open Sans" w:hAnsi="Open Sans" w:cs="Open Sans"/>
+          <w:color w:val="215E99" w:themeColor="text2" w:themeTint="BF"/>
+          <w:sz w:val="32"/>
+          <w:szCs w:val="32"/>
+        </w:rPr>
+        <w:t>____</w:t>
+      </w:r>
+      <w:r>
+        <w:rPr>
+          <w:rFonts w:ascii="Open Sans" w:hAnsi="Open Sans" w:cs="Open Sans"/>
+          <w:color w:val="215E99" w:themeColor="text2" w:themeTint="BF"/>
+          <w:sz w:val="32"/>
+          <w:szCs w:val="32"/>
+        </w:rPr>
+        <w:t>_</w:t>
+      </w:r>
+      <w:r>
+        <w:rPr>
+          <w:rFonts w:ascii="Open Sans" w:hAnsi="Open Sans" w:cs="Open Sans"/>
+          <w:color w:val="215E99" w:themeColor="text2" w:themeTint="BF"/>
+          <w:sz w:val="32"/>
+          <w:szCs w:val="32"/>
+        </w:rPr>
+        <w:t>____________________</w:t>
+      </w:r>
+      <w:r>
+        <w:rPr>
+          <w:rFonts w:ascii="Open Sans" w:hAnsi="Open Sans" w:cs="Open Sans"/>
+          <w:color w:val="215E99" w:themeColor="text2" w:themeTint="BF"/>
+          <w:sz w:val="32"/>
+          <w:szCs w:val="32"/>
+        </w:rPr>
+        <w:t>________________________________</w:t>
       </w:r>
     </w:p>
     <w:p>
@@ -2091,26 +2235,323 @@
           <w:tab w:val="right" w:pos="10800"/>
         </w:tabs>
         <w:spacing w:after="0" w:line="0" w:lineRule="atLeast"/>
-        <w:jc w:val="center"/>
-        <w:rPr>
-          <w:rFonts w:ascii="Open Sans" w:hAnsi="Open Sans" w:cs="Open Sans"/>
-          <w:sz w:val="18"/>
-          <w:szCs w:val="18"/>
-        </w:rPr>
-      </w:pPr>
-      <w:r>
-        <w:rPr>
-          <w:rFonts w:ascii="Open Sans" w:hAnsi="Open Sans" w:cs="Open Sans"/>
-          <w:sz w:val="18"/>
-          <w:szCs w:val="18"/>
-        </w:rPr>
-        <w:t>Power BI   |   Power Query (M)   |   DAX   |   Excel   |   VBA   |   SQL   |   Power Automate   |   Python   |   R   |   HTML   |   CSS</w:t>
+        <w:rPr>
+          <w:rFonts w:ascii="Open Sans" w:hAnsi="Open Sans" w:cs="Open Sans"/>
+          <w:sz w:val="18"/>
+          <w:szCs w:val="18"/>
+        </w:rPr>
+        <w:sectPr>
+          <w:pgSz w:w="12240" w:h="15840"/>
+          <w:pgMar w:top="720" w:right="720" w:bottom="720" w:left="720" w:header="720" w:footer="720" w:gutter="0"/>
+          <w:cols w:space="720"/>
+          <w:docGrid w:linePitch="360"/>
+        </w:sectPr>
+      </w:pPr>
+    </w:p>
+    <w:p>
+      <w:pPr>
+        <w:tabs>
+          <w:tab w:val="right" w:pos="10800"/>
+        </w:tabs>
+        <w:spacing w:after="0" w:line="0" w:lineRule="atLeast"/>
+        <w:rPr>
+          <w:rFonts w:ascii="Open Sans" w:hAnsi="Open Sans" w:cs="Open Sans"/>
+          <w:b/>
+          <w:bCs/>
+          <w:sz w:val="18"/>
+          <w:szCs w:val="18"/>
+        </w:rPr>
+      </w:pPr>
+      <w:r>
+        <w:rPr>
+          <w:rFonts w:ascii="Open Sans" w:hAnsi="Open Sans" w:cs="Open Sans"/>
+          <w:b/>
+          <w:bCs/>
+          <w:sz w:val="18"/>
+          <w:szCs w:val="18"/>
+        </w:rPr>
+        <w:t>Dashboard</w:t>
+      </w:r>
+      <w:r>
+        <w:rPr>
+          <w:rFonts w:ascii="Open Sans" w:hAnsi="Open Sans" w:cs="Open Sans"/>
+          <w:b/>
+          <w:bCs/>
+          <w:sz w:val="18"/>
+          <w:szCs w:val="18"/>
+        </w:rPr>
+        <w:t>s</w:t>
+      </w:r>
+      <w:r>
+        <w:rPr>
+          <w:rFonts w:ascii="Open Sans" w:hAnsi="Open Sans" w:cs="Open Sans"/>
+          <w:b/>
+          <w:bCs/>
+          <w:sz w:val="18"/>
+          <w:szCs w:val="18"/>
+        </w:rPr>
+        <w:t xml:space="preserve"> and Visual</w:t>
+      </w:r>
+      <w:r>
+        <w:rPr>
+          <w:rFonts w:ascii="Open Sans" w:hAnsi="Open Sans" w:cs="Open Sans"/>
+          <w:b/>
+          <w:bCs/>
+          <w:sz w:val="18"/>
+          <w:szCs w:val="18"/>
+        </w:rPr>
+        <w:t>izations</w:t>
+      </w:r>
+    </w:p>
+    <w:p>
+      <w:pPr>
+        <w:pStyle w:val="ListParagraph"/>
+        <w:numPr>
+          <w:ilvl w:val="0"/>
+          <w:numId w:val="4"/>
+        </w:numPr>
+        <w:tabs>
+          <w:tab w:val="right" w:pos="10800"/>
+        </w:tabs>
+        <w:spacing w:after="0" w:line="0" w:lineRule="atLeast"/>
+        <w:rPr>
+          <w:rFonts w:ascii="Open Sans" w:hAnsi="Open Sans" w:cs="Open Sans"/>
+          <w:sz w:val="18"/>
+          <w:szCs w:val="18"/>
+        </w:rPr>
+      </w:pPr>
+      <w:r>
+        <w:rPr>
+          <w:rFonts w:ascii="Open Sans" w:hAnsi="Open Sans" w:cs="Open Sans"/>
+          <w:sz w:val="18"/>
+          <w:szCs w:val="18"/>
+        </w:rPr>
+        <w:t>Power BI</w:t>
+      </w:r>
+      <w:r>
+        <w:rPr>
+          <w:rFonts w:ascii="Open Sans" w:hAnsi="Open Sans" w:cs="Open Sans"/>
+          <w:sz w:val="18"/>
+          <w:szCs w:val="18"/>
+        </w:rPr>
+        <w:t xml:space="preserve"> &amp;</w:t>
+      </w:r>
+      <w:r>
+        <w:rPr>
+          <w:rFonts w:ascii="Open Sans" w:hAnsi="Open Sans" w:cs="Open Sans"/>
+          <w:sz w:val="18"/>
+          <w:szCs w:val="18"/>
+        </w:rPr>
+        <w:t xml:space="preserve"> Tableau</w:t>
+      </w:r>
+    </w:p>
+    <w:p>
+      <w:pPr>
+        <w:pStyle w:val="ListParagraph"/>
+        <w:numPr>
+          <w:ilvl w:val="0"/>
+          <w:numId w:val="4"/>
+        </w:numPr>
+        <w:tabs>
+          <w:tab w:val="right" w:pos="10800"/>
+        </w:tabs>
+        <w:spacing w:after="0" w:line="0" w:lineRule="atLeast"/>
+        <w:rPr>
+          <w:rFonts w:ascii="Open Sans" w:hAnsi="Open Sans" w:cs="Open Sans"/>
+          <w:sz w:val="18"/>
+          <w:szCs w:val="18"/>
+        </w:rPr>
+      </w:pPr>
+      <w:r>
+        <w:rPr>
+          <w:rFonts w:ascii="Open Sans" w:hAnsi="Open Sans" w:cs="Open Sans"/>
+          <w:sz w:val="18"/>
+          <w:szCs w:val="18"/>
+        </w:rPr>
+        <w:t>Power Query (M)</w:t>
+      </w:r>
+      <w:r>
+        <w:rPr>
+          <w:rFonts w:ascii="Open Sans" w:hAnsi="Open Sans" w:cs="Open Sans"/>
+          <w:sz w:val="18"/>
+          <w:szCs w:val="18"/>
+        </w:rPr>
+        <w:t xml:space="preserve"> &amp;</w:t>
+      </w:r>
+      <w:r>
+        <w:rPr>
+          <w:rFonts w:ascii="Open Sans" w:hAnsi="Open Sans" w:cs="Open Sans"/>
+          <w:sz w:val="18"/>
+          <w:szCs w:val="18"/>
+        </w:rPr>
+        <w:t xml:space="preserve"> DAX</w:t>
+      </w:r>
+    </w:p>
+    <w:p>
+      <w:pPr>
+        <w:tabs>
+          <w:tab w:val="right" w:pos="10800"/>
+        </w:tabs>
+        <w:spacing w:after="0" w:line="0" w:lineRule="atLeast"/>
+        <w:rPr>
+          <w:rFonts w:ascii="Open Sans" w:hAnsi="Open Sans" w:cs="Open Sans"/>
+          <w:sz w:val="18"/>
+          <w:szCs w:val="18"/>
+        </w:rPr>
+      </w:pPr>
+      <w:r>
+        <w:rPr>
+          <w:rFonts w:ascii="Open Sans" w:hAnsi="Open Sans" w:cs="Open Sans"/>
+          <w:b/>
+          <w:bCs/>
+          <w:sz w:val="18"/>
+          <w:szCs w:val="18"/>
+        </w:rPr>
+        <w:t xml:space="preserve">Programming </w:t>
+      </w:r>
+      <w:r>
+        <w:rPr>
+          <w:rFonts w:ascii="Open Sans" w:hAnsi="Open Sans" w:cs="Open Sans"/>
+          <w:b/>
+          <w:bCs/>
+          <w:sz w:val="18"/>
+          <w:szCs w:val="18"/>
+        </w:rPr>
+        <w:t>Languages</w:t>
+      </w:r>
+    </w:p>
+    <w:p>
+      <w:pPr>
+        <w:pStyle w:val="ListParagraph"/>
+        <w:numPr>
+          <w:ilvl w:val="0"/>
+          <w:numId w:val="4"/>
+        </w:numPr>
+        <w:tabs>
+          <w:tab w:val="right" w:pos="10800"/>
+        </w:tabs>
+        <w:spacing w:after="0" w:line="0" w:lineRule="atLeast"/>
+        <w:rPr>
+          <w:rFonts w:ascii="Open Sans" w:hAnsi="Open Sans" w:cs="Open Sans"/>
+          <w:sz w:val="18"/>
+          <w:szCs w:val="18"/>
+        </w:rPr>
+      </w:pPr>
+      <w:r>
+        <w:rPr>
+          <w:rFonts w:ascii="Open Sans" w:hAnsi="Open Sans" w:cs="Open Sans"/>
+          <w:sz w:val="18"/>
+          <w:szCs w:val="18"/>
+        </w:rPr>
+        <w:t>SQL, Python, R, VBA, JavaScript</w:t>
+      </w:r>
+      <w:r>
+        <w:rPr>
+          <w:rFonts w:ascii="Open Sans" w:hAnsi="Open Sans" w:cs="Open Sans"/>
+          <w:sz w:val="18"/>
+          <w:szCs w:val="18"/>
+        </w:rPr>
+        <w:t>,</w:t>
+      </w:r>
+      <w:r>
+        <w:rPr>
+          <w:rFonts w:ascii="Open Sans" w:hAnsi="Open Sans" w:cs="Open Sans"/>
+          <w:sz w:val="18"/>
+          <w:szCs w:val="18"/>
+        </w:rPr>
+        <w:t xml:space="preserve"> HTML, &amp; CSS</w:t>
+      </w:r>
+    </w:p>
+    <w:p>
+      <w:pPr>
+        <w:tabs>
+          <w:tab w:val="right" w:pos="10800"/>
+        </w:tabs>
+        <w:spacing w:after="0" w:line="0" w:lineRule="atLeast"/>
+        <w:rPr>
+          <w:rFonts w:ascii="Open Sans" w:hAnsi="Open Sans" w:cs="Open Sans"/>
+          <w:b/>
+          <w:bCs/>
+          <w:sz w:val="18"/>
+          <w:szCs w:val="18"/>
+        </w:rPr>
+      </w:pPr>
+      <w:r>
+        <w:rPr>
+          <w:rFonts w:ascii="Open Sans" w:hAnsi="Open Sans" w:cs="Open Sans"/>
+          <w:b/>
+          <w:bCs/>
+          <w:sz w:val="18"/>
+          <w:szCs w:val="18"/>
+        </w:rPr>
+        <w:t>Other Technologies</w:t>
+      </w:r>
+    </w:p>
+    <w:p>
+      <w:pPr>
+        <w:pStyle w:val="ListParagraph"/>
+        <w:numPr>
+          <w:ilvl w:val="0"/>
+          <w:numId w:val="4"/>
+        </w:numPr>
+        <w:tabs>
+          <w:tab w:val="right" w:pos="10800"/>
+        </w:tabs>
+        <w:spacing w:after="0" w:line="0" w:lineRule="atLeast"/>
+        <w:rPr>
+          <w:rFonts w:ascii="Open Sans" w:hAnsi="Open Sans" w:cs="Open Sans"/>
+          <w:sz w:val="18"/>
+          <w:szCs w:val="18"/>
+        </w:rPr>
+      </w:pPr>
+      <w:r>
+        <w:rPr>
+          <w:rFonts w:ascii="Open Sans" w:hAnsi="Open Sans" w:cs="Open Sans"/>
+          <w:sz w:val="18"/>
+          <w:szCs w:val="18"/>
+        </w:rPr>
+        <w:t>Linux, Ubuntu, Windows</w:t>
+      </w:r>
+    </w:p>
+    <w:p>
+      <w:pPr>
+        <w:pStyle w:val="ListParagraph"/>
+        <w:numPr>
+          <w:ilvl w:val="0"/>
+          <w:numId w:val="4"/>
+        </w:numPr>
+        <w:tabs>
+          <w:tab w:val="right" w:pos="10800"/>
+        </w:tabs>
+        <w:spacing w:after="0" w:line="0" w:lineRule="atLeast"/>
+        <w:rPr>
+          <w:rFonts w:ascii="Open Sans" w:hAnsi="Open Sans" w:cs="Open Sans"/>
+          <w:sz w:val="18"/>
+          <w:szCs w:val="18"/>
+        </w:rPr>
+      </w:pPr>
+      <w:r>
+        <w:rPr>
+          <w:rFonts w:ascii="Open Sans" w:hAnsi="Open Sans" w:cs="Open Sans"/>
+          <w:sz w:val="18"/>
+          <w:szCs w:val="18"/>
+        </w:rPr>
+        <w:t xml:space="preserve">Claude, ChatGPT, </w:t>
+      </w:r>
+      <w:r>
+        <w:rPr>
+          <w:rFonts w:ascii="Open Sans" w:hAnsi="Open Sans" w:cs="Open Sans"/>
+          <w:sz w:val="18"/>
+          <w:szCs w:val="18"/>
+        </w:rPr>
+        <w:t>Copilot</w:t>
       </w:r>
     </w:p>
     <w:sectPr>
+      <w:type w:val="continuous"/>
       <w:pgSz w:w="12240" w:h="15840"/>
       <w:pgMar w:top="720" w:right="720" w:bottom="720" w:left="720" w:header="720" w:footer="720" w:gutter="0"/>
-      <w:cols w:space="720"/>
+      <w:cols w:num="3" w:space="720"/>
       <w:docGrid w:linePitch="360"/>
     </w:sectPr>
   </w:body>
@@ -2120,6 +2561,294 @@
 <file path=word/numbering.xml><?xml version="1.0" encoding="utf-8"?>
 <w:numbering xmlns:wpc="http://schemas.microsoft.com/office/word/2010/wordprocessingCanvas" xmlns:cx="http://schemas.microsoft.com/office/drawing/2014/chartex" xmlns:cx1="http://schemas.microsoft.com/office/drawing/2015/9/8/chartex" xmlns:cx2="http://schemas.microsoft.com/office/drawing/2015/10/21/chartex" xmlns:cx3="http://schemas.microsoft.com/office/drawing/2016/5/9/chartex" xmlns:cx4="http://schemas.microsoft.com/office/drawing/2016/5/10/chartex" xmlns:cx5="http://schemas.microsoft.com/office/drawing/2016/5/11/chartex" xmlns:cx6="http://schemas.microsoft.com/office/drawing/2016/5/12/chartex" xmlns:cx7="http://schemas.microsoft.com/office/drawing/2016/5/13/chartex" xmlns:cx8="http://schemas.microsoft.com/office/drawing/2016/5/14/chartex" xmlns:mc="http://schemas.openxmlformats.org/markup-compatibility/2006" xmlns:aink="http://schemas.microsoft.com/office/drawing/2016/ink" xmlns:am3d="http://schemas.microsoft.com/office/drawing/2017/model3d" xmlns:o="urn:schemas-microsoft-com:office:office" xmlns:oel="http://schemas.microsoft.com/office/2019/extlst" xmlns:r="http://schemas.openxmlformats.org/officeDocument/2006/relationships" xmlns:m="http://schemas.openxmlformats.org/officeDocument/2006/math" xmlns:v="urn:schemas-microsoft-com:vml" xmlns:wp14="http://schemas.microsoft.com/office/word/2010/wordprocessingDrawing" xmlns:wp="http://schemas.openxmlformats.org/drawingml/2006/wordprocessingDrawing" xmlns:w10="urn:schemas-microsoft-com:office:word" xmlns:w="http://schemas.openxmlformats.org/wordprocessingml/2006/main" xmlns:w14="http://schemas.microsoft.com/office/word/2010/wordml" xmlns:w15="http://schemas.microsoft.com/office/word/2012/wordml" xmlns:w16cex="http://schemas.microsoft.com/office/word/2018/wordml/cex" xmlns:w16cid="http://schemas.microsoft.com/office/word/2016/wordml/cid" xmlns:w16="http://schemas.microsoft.com/office/word/2018/wordml" xmlns:w16du="http://schemas.microsoft.com/office/word/2023/wordml/word16du" xmlns:w16sdtdh="http://schemas.microsoft.com/office/word/2020/wordml/sdtdatahash" xmlns:w16sdtfl="http://schemas.microsoft.com/office/word/2024/wordml/sdtformatlock" xmlns:w16se="http://schemas.microsoft.com/office/word/2015/wordml/symex" xmlns:wpg="http://schemas.microsoft.com/office/word/2010/wordprocessingGroup" xmlns:wpi="http://schemas.microsoft.com/office/word/2010/wordprocessingInk" xmlns:wne="http://schemas.microsoft.com/office/word/2006/wordml" xmlns:wps="http://schemas.microsoft.com/office/word/2010/wordprocessingShape" mc:Ignorable="w14 w15 w16se w16cid w16 w16cex w16sdtdh w16sdtfl w16du wp14">
   <w:abstractNum w:abstractNumId="0" w15:restartNumberingAfterBreak="0">
+    <w:nsid w:val="190F7EA1"/>
+    <w:multiLevelType w:val="hybridMultilevel"/>
+    <w:tmpl w:val="533ECC20"/>
+    <w:lvl w:ilvl="0" w:tplc="04090001">
+      <w:start w:val="1"/>
+      <w:numFmt w:val="bullet"/>
+      <w:lvlText w:val=""/>
+      <w:lvlJc w:val="left"/>
+      <w:pPr>
+        <w:ind w:left="720" w:hanging="360"/>
+      </w:pPr>
+      <w:rPr>
+        <w:rFonts w:ascii="Symbol" w:hAnsi="Symbol" w:hint="default"/>
+      </w:rPr>
+    </w:lvl>
+    <w:lvl w:ilvl="1" w:tplc="FFFFFFFF" w:tentative="1">
+      <w:start w:val="1"/>
+      <w:numFmt w:val="lowerLetter"/>
+      <w:lvlText w:val="%2."/>
+      <w:lvlJc w:val="left"/>
+      <w:pPr>
+        <w:ind w:left="1440" w:hanging="360"/>
+      </w:pPr>
+    </w:lvl>
+    <w:lvl w:ilvl="2" w:tplc="FFFFFFFF" w:tentative="1">
+      <w:start w:val="1"/>
+      <w:numFmt w:val="lowerRoman"/>
+      <w:lvlText w:val="%3."/>
+      <w:lvlJc w:val="right"/>
+      <w:pPr>
+        <w:ind w:left="2160" w:hanging="180"/>
+      </w:pPr>
+    </w:lvl>
+    <w:lvl w:ilvl="3" w:tplc="FFFFFFFF" w:tentative="1">
+      <w:start w:val="1"/>
+      <w:numFmt w:val="decimal"/>
+      <w:lvlText w:val="%4."/>
+      <w:lvlJc w:val="left"/>
+      <w:pPr>
+        <w:ind w:left="2880" w:hanging="360"/>
+      </w:pPr>
+    </w:lvl>
+    <w:lvl w:ilvl="4" w:tplc="FFFFFFFF" w:tentative="1">
+      <w:start w:val="1"/>
+      <w:numFmt w:val="lowerLetter"/>
+      <w:lvlText w:val="%5."/>
+      <w:lvlJc w:val="left"/>
+      <w:pPr>
+        <w:ind w:left="3600" w:hanging="360"/>
+      </w:pPr>
+    </w:lvl>
+    <w:lvl w:ilvl="5" w:tplc="FFFFFFFF" w:tentative="1">
+      <w:start w:val="1"/>
+      <w:numFmt w:val="lowerRoman"/>
+      <w:lvlText w:val="%6."/>
+      <w:lvlJc w:val="right"/>
+      <w:pPr>
+        <w:ind w:left="4320" w:hanging="180"/>
+      </w:pPr>
+    </w:lvl>
+    <w:lvl w:ilvl="6" w:tplc="FFFFFFFF" w:tentative="1">
+      <w:start w:val="1"/>
+      <w:numFmt w:val="decimal"/>
+      <w:lvlText w:val="%7."/>
+      <w:lvlJc w:val="left"/>
+      <w:pPr>
+        <w:ind w:left="5040" w:hanging="360"/>
+      </w:pPr>
+    </w:lvl>
+    <w:lvl w:ilvl="7" w:tplc="FFFFFFFF" w:tentative="1">
+      <w:start w:val="1"/>
+      <w:numFmt w:val="lowerLetter"/>
+      <w:lvlText w:val="%8."/>
+      <w:lvlJc w:val="left"/>
+      <w:pPr>
+        <w:ind w:left="5760" w:hanging="360"/>
+      </w:pPr>
+    </w:lvl>
+    <w:lvl w:ilvl="8" w:tplc="FFFFFFFF" w:tentative="1">
+      <w:start w:val="1"/>
+      <w:numFmt w:val="lowerRoman"/>
+      <w:lvlText w:val="%9."/>
+      <w:lvlJc w:val="right"/>
+      <w:pPr>
+        <w:ind w:left="6480" w:hanging="180"/>
+      </w:pPr>
+    </w:lvl>
+  </w:abstractNum>
+  <w:abstractNum w:abstractNumId="1" w15:restartNumberingAfterBreak="0">
+    <w:nsid w:val="21CE101E"/>
+    <w:multiLevelType w:val="hybridMultilevel"/>
+    <w:tmpl w:val="1C9CF8D2"/>
+    <w:lvl w:ilvl="0" w:tplc="0409000F">
+      <w:start w:val="1"/>
+      <w:numFmt w:val="decimal"/>
+      <w:lvlText w:val="%1."/>
+      <w:lvlJc w:val="left"/>
+      <w:pPr>
+        <w:ind w:left="720" w:hanging="360"/>
+      </w:pPr>
+    </w:lvl>
+    <w:lvl w:ilvl="1" w:tplc="04090019" w:tentative="1">
+      <w:start w:val="1"/>
+      <w:numFmt w:val="lowerLetter"/>
+      <w:lvlText w:val="%2."/>
+      <w:lvlJc w:val="left"/>
+      <w:pPr>
+        <w:ind w:left="1440" w:hanging="360"/>
+      </w:pPr>
+    </w:lvl>
+    <w:lvl w:ilvl="2" w:tplc="0409001B" w:tentative="1">
+      <w:start w:val="1"/>
+      <w:numFmt w:val="lowerRoman"/>
+      <w:lvlText w:val="%3."/>
+      <w:lvlJc w:val="right"/>
+      <w:pPr>
+        <w:ind w:left="2160" w:hanging="180"/>
+      </w:pPr>
+    </w:lvl>
+    <w:lvl w:ilvl="3" w:tplc="0409000F" w:tentative="1">
+      <w:start w:val="1"/>
+      <w:numFmt w:val="decimal"/>
+      <w:lvlText w:val="%4."/>
+      <w:lvlJc w:val="left"/>
+      <w:pPr>
+        <w:ind w:left="2880" w:hanging="360"/>
+      </w:pPr>
+    </w:lvl>
+    <w:lvl w:ilvl="4" w:tplc="04090019" w:tentative="1">
+      <w:start w:val="1"/>
+      <w:numFmt w:val="lowerLetter"/>
+      <w:lvlText w:val="%5."/>
+      <w:lvlJc w:val="left"/>
+      <w:pPr>
+        <w:ind w:left="3600" w:hanging="360"/>
+      </w:pPr>
+    </w:lvl>
+    <w:lvl w:ilvl="5" w:tplc="0409001B" w:tentative="1">
+      <w:start w:val="1"/>
+      <w:numFmt w:val="lowerRoman"/>
+      <w:lvlText w:val="%6."/>
+      <w:lvlJc w:val="right"/>
+      <w:pPr>
+        <w:ind w:left="4320" w:hanging="180"/>
+      </w:pPr>
+    </w:lvl>
+    <w:lvl w:ilvl="6" w:tplc="0409000F" w:tentative="1">
+      <w:start w:val="1"/>
+      <w:numFmt w:val="decimal"/>
+      <w:lvlText w:val="%7."/>
+      <w:lvlJc w:val="left"/>
+      <w:pPr>
+        <w:ind w:left="5040" w:hanging="360"/>
+      </w:pPr>
+    </w:lvl>
+    <w:lvl w:ilvl="7" w:tplc="04090019" w:tentative="1">
+      <w:start w:val="1"/>
+      <w:numFmt w:val="lowerLetter"/>
+      <w:lvlText w:val="%8."/>
+      <w:lvlJc w:val="left"/>
+      <w:pPr>
+        <w:ind w:left="5760" w:hanging="360"/>
+      </w:pPr>
+    </w:lvl>
+    <w:lvl w:ilvl="8" w:tplc="0409001B" w:tentative="1">
+      <w:start w:val="1"/>
+      <w:numFmt w:val="lowerRoman"/>
+      <w:lvlText w:val="%9."/>
+      <w:lvlJc w:val="right"/>
+      <w:pPr>
+        <w:ind w:left="6480" w:hanging="180"/>
+      </w:pPr>
+    </w:lvl>
+  </w:abstractNum>
+  <w:abstractNum w:abstractNumId="2" w15:restartNumberingAfterBreak="0">
+    <w:nsid w:val="45D5319A"/>
+    <w:multiLevelType w:val="hybridMultilevel"/>
+    <w:tmpl w:val="46FA4488"/>
+    <w:lvl w:ilvl="0" w:tplc="04090001">
+      <w:start w:val="1"/>
+      <w:numFmt w:val="bullet"/>
+      <w:lvlText w:val=""/>
+      <w:lvlJc w:val="left"/>
+      <w:pPr>
+        <w:ind w:left="720" w:hanging="360"/>
+      </w:pPr>
+      <w:rPr>
+        <w:rFonts w:ascii="Symbol" w:hAnsi="Symbol" w:hint="default"/>
+      </w:rPr>
+    </w:lvl>
+    <w:lvl w:ilvl="1" w:tplc="04090003" w:tentative="1">
+      <w:start w:val="1"/>
+      <w:numFmt w:val="bullet"/>
+      <w:lvlText w:val="o"/>
+      <w:lvlJc w:val="left"/>
+      <w:pPr>
+        <w:ind w:left="1440" w:hanging="360"/>
+      </w:pPr>
+      <w:rPr>
+        <w:rFonts w:ascii="Courier New" w:hAnsi="Courier New" w:cs="Courier New" w:hint="default"/>
+      </w:rPr>
+    </w:lvl>
+    <w:lvl w:ilvl="2" w:tplc="04090005" w:tentative="1">
+      <w:start w:val="1"/>
+      <w:numFmt w:val="bullet"/>
+      <w:lvlText w:val=""/>
+      <w:lvlJc w:val="left"/>
+      <w:pPr>
+        <w:ind w:left="2160" w:hanging="360"/>
+      </w:pPr>
+      <w:rPr>
+        <w:rFonts w:ascii="Wingdings" w:hAnsi="Wingdings" w:hint="default"/>
+      </w:rPr>
+    </w:lvl>
+    <w:lvl w:ilvl="3" w:tplc="04090001" w:tentative="1">
+      <w:start w:val="1"/>
+      <w:numFmt w:val="bullet"/>
+      <w:lvlText w:val=""/>
+      <w:lvlJc w:val="left"/>
+      <w:pPr>
+        <w:ind w:left="2880" w:hanging="360"/>
+      </w:pPr>
+      <w:rPr>
+        <w:rFonts w:ascii="Symbol" w:hAnsi="Symbol" w:hint="default"/>
+      </w:rPr>
+    </w:lvl>
+    <w:lvl w:ilvl="4" w:tplc="04090003" w:tentative="1">
+      <w:start w:val="1"/>
+      <w:numFmt w:val="bullet"/>
+      <w:lvlText w:val="o"/>
+      <w:lvlJc w:val="left"/>
+      <w:pPr>
+        <w:ind w:left="3600" w:hanging="360"/>
+      </w:pPr>
+      <w:rPr>
+        <w:rFonts w:ascii="Courier New" w:hAnsi="Courier New" w:cs="Courier New" w:hint="default"/>
+      </w:rPr>
+    </w:lvl>
+    <w:lvl w:ilvl="5" w:tplc="04090005" w:tentative="1">
+      <w:start w:val="1"/>
+      <w:numFmt w:val="bullet"/>
+      <w:lvlText w:val=""/>
+      <w:lvlJc w:val="left"/>
+      <w:pPr>
+        <w:ind w:left="4320" w:hanging="360"/>
+      </w:pPr>
+      <w:rPr>
+        <w:rFonts w:ascii="Wingdings" w:hAnsi="Wingdings" w:hint="default"/>
+      </w:rPr>
+    </w:lvl>
+    <w:lvl w:ilvl="6" w:tplc="04090001" w:tentative="1">
+      <w:start w:val="1"/>
+      <w:numFmt w:val="bullet"/>
+      <w:lvlText w:val=""/>
+      <w:lvlJc w:val="left"/>
+      <w:pPr>
+        <w:ind w:left="5040" w:hanging="360"/>
+      </w:pPr>
+      <w:rPr>
+        <w:rFonts w:ascii="Symbol" w:hAnsi="Symbol" w:hint="default"/>
+      </w:rPr>
+    </w:lvl>
+    <w:lvl w:ilvl="7" w:tplc="04090003" w:tentative="1">
+      <w:start w:val="1"/>
+      <w:numFmt w:val="bullet"/>
+      <w:lvlText w:val="o"/>
+      <w:lvlJc w:val="left"/>
+      <w:pPr>
+        <w:ind w:left="5760" w:hanging="360"/>
+      </w:pPr>
+      <w:rPr>
+        <w:rFonts w:ascii="Courier New" w:hAnsi="Courier New" w:cs="Courier New" w:hint="default"/>
+      </w:rPr>
+    </w:lvl>
+    <w:lvl w:ilvl="8" w:tplc="04090005" w:tentative="1">
+      <w:start w:val="1"/>
+      <w:numFmt w:val="bullet"/>
+      <w:lvlText w:val=""/>
+      <w:lvlJc w:val="left"/>
+      <w:pPr>
+        <w:ind w:left="6480" w:hanging="360"/>
+      </w:pPr>
+      <w:rPr>
+        <w:rFonts w:ascii="Wingdings" w:hAnsi="Wingdings" w:hint="default"/>
+      </w:rPr>
+    </w:lvl>
+  </w:abstractNum>
+  <w:abstractNum w:abstractNumId="3" w15:restartNumberingAfterBreak="0">
     <w:nsid w:val="51172B4A"/>
     <w:multiLevelType w:val="hybridMultilevel"/>
     <w:tmpl w:val="E26CC6B2"/>
@@ -2232,7 +2961,120 @@
       </w:rPr>
     </w:lvl>
   </w:abstractNum>
-  <w:abstractNum w:abstractNumId="1" w15:restartNumberingAfterBreak="0">
+  <w:abstractNum w:abstractNumId="4" w15:restartNumberingAfterBreak="0">
+    <w:nsid w:val="54B61D4F"/>
+    <w:multiLevelType w:val="hybridMultilevel"/>
+    <w:tmpl w:val="09CE9F14"/>
+    <w:lvl w:ilvl="0" w:tplc="04090001">
+      <w:start w:val="1"/>
+      <w:numFmt w:val="bullet"/>
+      <w:lvlText w:val=""/>
+      <w:lvlJc w:val="left"/>
+      <w:pPr>
+        <w:ind w:left="720" w:hanging="360"/>
+      </w:pPr>
+      <w:rPr>
+        <w:rFonts w:ascii="Symbol" w:hAnsi="Symbol" w:hint="default"/>
+      </w:rPr>
+    </w:lvl>
+    <w:lvl w:ilvl="1" w:tplc="04090003" w:tentative="1">
+      <w:start w:val="1"/>
+      <w:numFmt w:val="bullet"/>
+      <w:lvlText w:val="o"/>
+      <w:lvlJc w:val="left"/>
+      <w:pPr>
+        <w:ind w:left="1440" w:hanging="360"/>
+      </w:pPr>
+      <w:rPr>
+        <w:rFonts w:ascii="Courier New" w:hAnsi="Courier New" w:cs="Courier New" w:hint="default"/>
+      </w:rPr>
+    </w:lvl>
+    <w:lvl w:ilvl="2" w:tplc="04090005" w:tentative="1">
+      <w:start w:val="1"/>
+      <w:numFmt w:val="bullet"/>
+      <w:lvlText w:val=""/>
+      <w:lvlJc w:val="left"/>
+      <w:pPr>
+        <w:ind w:left="2160" w:hanging="360"/>
+      </w:pPr>
+      <w:rPr>
+        <w:rFonts w:ascii="Wingdings" w:hAnsi="Wingdings" w:hint="default"/>
+      </w:rPr>
+    </w:lvl>
+    <w:lvl w:ilvl="3" w:tplc="04090001" w:tentative="1">
+      <w:start w:val="1"/>
+      <w:numFmt w:val="bullet"/>
+      <w:lvlText w:val=""/>
+      <w:lvlJc w:val="left"/>
+      <w:pPr>
+        <w:ind w:left="2880" w:hanging="360"/>
+      </w:pPr>
+      <w:rPr>
+        <w:rFonts w:ascii="Symbol" w:hAnsi="Symbol" w:hint="default"/>
+      </w:rPr>
+    </w:lvl>
+    <w:lvl w:ilvl="4" w:tplc="04090003" w:tentative="1">
+      <w:start w:val="1"/>
+      <w:numFmt w:val="bullet"/>
+      <w:lvlText w:val="o"/>
+      <w:lvlJc w:val="left"/>
+      <w:pPr>
+        <w:ind w:left="3600" w:hanging="360"/>
+      </w:pPr>
+      <w:rPr>
+        <w:rFonts w:ascii="Courier New" w:hAnsi="Courier New" w:cs="Courier New" w:hint="default"/>
+      </w:rPr>
+    </w:lvl>
+    <w:lvl w:ilvl="5" w:tplc="04090005" w:tentative="1">
+      <w:start w:val="1"/>
+      <w:numFmt w:val="bullet"/>
+      <w:lvlText w:val=""/>
+      <w:lvlJc w:val="left"/>
+      <w:pPr>
+        <w:ind w:left="4320" w:hanging="360"/>
+      </w:pPr>
+      <w:rPr>
+        <w:rFonts w:ascii="Wingdings" w:hAnsi="Wingdings" w:hint="default"/>
+      </w:rPr>
+    </w:lvl>
+    <w:lvl w:ilvl="6" w:tplc="04090001" w:tentative="1">
+      <w:start w:val="1"/>
+      <w:numFmt w:val="bullet"/>
+      <w:lvlText w:val=""/>
+      <w:lvlJc w:val="left"/>
+      <w:pPr>
+        <w:ind w:left="5040" w:hanging="360"/>
+      </w:pPr>
+      <w:rPr>
+        <w:rFonts w:ascii="Symbol" w:hAnsi="Symbol" w:hint="default"/>
+      </w:rPr>
+    </w:lvl>
+    <w:lvl w:ilvl="7" w:tplc="04090003" w:tentative="1">
+      <w:start w:val="1"/>
+      <w:numFmt w:val="bullet"/>
+      <w:lvlText w:val="o"/>
+      <w:lvlJc w:val="left"/>
+      <w:pPr>
+        <w:ind w:left="5760" w:hanging="360"/>
+      </w:pPr>
+      <w:rPr>
+        <w:rFonts w:ascii="Courier New" w:hAnsi="Courier New" w:cs="Courier New" w:hint="default"/>
+      </w:rPr>
+    </w:lvl>
+    <w:lvl w:ilvl="8" w:tplc="04090005" w:tentative="1">
+      <w:start w:val="1"/>
+      <w:numFmt w:val="bullet"/>
+      <w:lvlText w:val=""/>
+      <w:lvlJc w:val="left"/>
+      <w:pPr>
+        <w:ind w:left="6480" w:hanging="360"/>
+      </w:pPr>
+      <w:rPr>
+        <w:rFonts w:ascii="Wingdings" w:hAnsi="Wingdings" w:hint="default"/>
+      </w:rPr>
+    </w:lvl>
+  </w:abstractNum>
+  <w:abstractNum w:abstractNumId="5" w15:restartNumberingAfterBreak="0">
     <w:nsid w:val="5B017CF1"/>
     <w:multiLevelType w:val="hybridMultilevel"/>
     <w:tmpl w:val="F5B6EAA0"/>
@@ -2346,10 +3188,22 @@
     </w:lvl>
   </w:abstractNum>
   <w:num w:numId="1" w16cid:durableId="848562668">
+    <w:abstractNumId w:val="5"/>
+  </w:num>
+  <w:num w:numId="2" w16cid:durableId="695665699">
+    <w:abstractNumId w:val="3"/>
+  </w:num>
+  <w:num w:numId="3" w16cid:durableId="1109590092">
     <w:abstractNumId w:val="1"/>
   </w:num>
-  <w:num w:numId="2" w16cid:durableId="695665699">
+  <w:num w:numId="4" w16cid:durableId="1264651995">
     <w:abstractNumId w:val="0"/>
+  </w:num>
+  <w:num w:numId="5" w16cid:durableId="1512908707">
+    <w:abstractNumId w:val="2"/>
+  </w:num>
+  <w:num w:numId="6" w16cid:durableId="1329870583">
+    <w:abstractNumId w:val="4"/>
   </w:num>
 </w:numbering>
 </file>
